--- a/작업일지/5주차.docx
+++ b/작업일지/5주차.docx
@@ -133,9 +133,6 @@
           <w:p>
             <w:pPr>
               <w:jc w:val="center"/>
-              <w:rPr>
-                <w:rFonts w:hint="eastAsia"/>
-              </w:rPr>
             </w:pPr>
             <w:r>
               <w:rPr>
@@ -474,7 +471,44 @@
           <w:tcPr>
             <w:tcW w:w="9214" w:type="dxa"/>
           </w:tcPr>
-          <w:p/>
+          <w:p>
+            <w:r>
+              <w:rPr>
+                <w:rFonts w:hint="eastAsia"/>
+              </w:rPr>
+              <w:t>-</w:t>
+            </w:r>
+            <w:r>
+              <w:t xml:space="preserve"> </w:t>
+            </w:r>
+            <w:r>
+              <w:rPr>
+                <w:rFonts w:hint="eastAsia"/>
+              </w:rPr>
+              <w:t>멀티플레이어 이동 동기화</w:t>
+            </w:r>
+          </w:p>
+          <w:p>
+            <w:r>
+              <w:rPr>
+                <w:rFonts w:hint="eastAsia"/>
+              </w:rPr>
+              <w:t>- 서버 전체적인 구조 설계</w:t>
+            </w:r>
+          </w:p>
+          <w:p>
+            <w:pPr>
+              <w:rPr>
+                <w:rFonts w:hint="eastAsia"/>
+              </w:rPr>
+            </w:pPr>
+            <w:r>
+              <w:rPr>
+                <w:rFonts w:hint="eastAsia"/>
+              </w:rPr>
+              <w:t>- 서버 코드 정리</w:t>
+            </w:r>
+          </w:p>
         </w:tc>
       </w:tr>
       <w:tr>
@@ -512,11 +546,6 @@
             </w:r>
           </w:p>
           <w:p>
-            <w:pPr>
-              <w:rPr>
-                <w:rFonts w:hint="eastAsia"/>
-              </w:rPr>
-            </w:pPr>
             <w:r>
               <w:rPr>
                 <w:rFonts w:hint="eastAsia"/>
@@ -830,8 +859,123 @@
       </w:rPr>
     </w:lvl>
   </w:abstractNum>
+  <w:abstractNum w:abstractNumId="1" w15:restartNumberingAfterBreak="0">
+    <w:nsid w:val="6CBA71F4"/>
+    <w:multiLevelType w:val="hybridMultilevel"/>
+    <w:tmpl w:val="59DEFE3E"/>
+    <w:lvl w:ilvl="0" w:tplc="D0EA564E">
+      <w:numFmt w:val="bullet"/>
+      <w:lvlText w:val="-"/>
+      <w:lvlJc w:val="left"/>
+      <w:pPr>
+        <w:ind w:left="800" w:hanging="360"/>
+      </w:pPr>
+      <w:rPr>
+        <w:rFonts w:ascii="맑은 고딕" w:eastAsia="맑은 고딕" w:hAnsi="맑은 고딕" w:cstheme="minorBidi" w:hint="eastAsia"/>
+      </w:rPr>
+    </w:lvl>
+    <w:lvl w:ilvl="1" w:tplc="04090003" w:tentative="1">
+      <w:start w:val="1"/>
+      <w:numFmt w:val="bullet"/>
+      <w:lvlText w:val=""/>
+      <w:lvlJc w:val="left"/>
+      <w:pPr>
+        <w:ind w:left="1320" w:hanging="440"/>
+      </w:pPr>
+      <w:rPr>
+        <w:rFonts w:ascii="Wingdings" w:hAnsi="Wingdings" w:hint="default"/>
+      </w:rPr>
+    </w:lvl>
+    <w:lvl w:ilvl="2" w:tplc="04090005" w:tentative="1">
+      <w:start w:val="1"/>
+      <w:numFmt w:val="bullet"/>
+      <w:lvlText w:val=""/>
+      <w:lvlJc w:val="left"/>
+      <w:pPr>
+        <w:ind w:left="1760" w:hanging="440"/>
+      </w:pPr>
+      <w:rPr>
+        <w:rFonts w:ascii="Wingdings" w:hAnsi="Wingdings" w:hint="default"/>
+      </w:rPr>
+    </w:lvl>
+    <w:lvl w:ilvl="3" w:tplc="04090001" w:tentative="1">
+      <w:start w:val="1"/>
+      <w:numFmt w:val="bullet"/>
+      <w:lvlText w:val=""/>
+      <w:lvlJc w:val="left"/>
+      <w:pPr>
+        <w:ind w:left="2200" w:hanging="440"/>
+      </w:pPr>
+      <w:rPr>
+        <w:rFonts w:ascii="Wingdings" w:hAnsi="Wingdings" w:hint="default"/>
+      </w:rPr>
+    </w:lvl>
+    <w:lvl w:ilvl="4" w:tplc="04090003" w:tentative="1">
+      <w:start w:val="1"/>
+      <w:numFmt w:val="bullet"/>
+      <w:lvlText w:val=""/>
+      <w:lvlJc w:val="left"/>
+      <w:pPr>
+        <w:ind w:left="2640" w:hanging="440"/>
+      </w:pPr>
+      <w:rPr>
+        <w:rFonts w:ascii="Wingdings" w:hAnsi="Wingdings" w:hint="default"/>
+      </w:rPr>
+    </w:lvl>
+    <w:lvl w:ilvl="5" w:tplc="04090005" w:tentative="1">
+      <w:start w:val="1"/>
+      <w:numFmt w:val="bullet"/>
+      <w:lvlText w:val=""/>
+      <w:lvlJc w:val="left"/>
+      <w:pPr>
+        <w:ind w:left="3080" w:hanging="440"/>
+      </w:pPr>
+      <w:rPr>
+        <w:rFonts w:ascii="Wingdings" w:hAnsi="Wingdings" w:hint="default"/>
+      </w:rPr>
+    </w:lvl>
+    <w:lvl w:ilvl="6" w:tplc="04090001" w:tentative="1">
+      <w:start w:val="1"/>
+      <w:numFmt w:val="bullet"/>
+      <w:lvlText w:val=""/>
+      <w:lvlJc w:val="left"/>
+      <w:pPr>
+        <w:ind w:left="3520" w:hanging="440"/>
+      </w:pPr>
+      <w:rPr>
+        <w:rFonts w:ascii="Wingdings" w:hAnsi="Wingdings" w:hint="default"/>
+      </w:rPr>
+    </w:lvl>
+    <w:lvl w:ilvl="7" w:tplc="04090003" w:tentative="1">
+      <w:start w:val="1"/>
+      <w:numFmt w:val="bullet"/>
+      <w:lvlText w:val=""/>
+      <w:lvlJc w:val="left"/>
+      <w:pPr>
+        <w:ind w:left="3960" w:hanging="440"/>
+      </w:pPr>
+      <w:rPr>
+        <w:rFonts w:ascii="Wingdings" w:hAnsi="Wingdings" w:hint="default"/>
+      </w:rPr>
+    </w:lvl>
+    <w:lvl w:ilvl="8" w:tplc="04090005" w:tentative="1">
+      <w:start w:val="1"/>
+      <w:numFmt w:val="bullet"/>
+      <w:lvlText w:val=""/>
+      <w:lvlJc w:val="left"/>
+      <w:pPr>
+        <w:ind w:left="4400" w:hanging="440"/>
+      </w:pPr>
+      <w:rPr>
+        <w:rFonts w:ascii="Wingdings" w:hAnsi="Wingdings" w:hint="default"/>
+      </w:rPr>
+    </w:lvl>
+  </w:abstractNum>
   <w:num w:numId="1" w16cid:durableId="1396316752">
     <w:abstractNumId w:val="0"/>
+  </w:num>
+  <w:num w:numId="2" w16cid:durableId="2104034346">
+    <w:abstractNumId w:val="1"/>
   </w:num>
 </w:numbering>
 </file>

--- a/작업일지/5주차.docx
+++ b/작업일지/5주차.docx
@@ -207,6 +207,7 @@
                 <w:bCs/>
               </w:rPr>
             </w:pPr>
+            <w:proofErr w:type="spellStart"/>
             <w:r>
               <w:rPr>
                 <w:rFonts w:hint="eastAsia"/>
@@ -215,6 +216,7 @@
               </w:rPr>
               <w:t>팀명</w:t>
             </w:r>
+            <w:proofErr w:type="spellEnd"/>
           </w:p>
         </w:tc>
         <w:tc>
@@ -284,7 +286,21 @@
               <w:rPr>
                 <w:rFonts w:hint="eastAsia"/>
               </w:rPr>
-              <w:t xml:space="preserve"> 윤이하나(기획, </w:t>
+              <w:t xml:space="preserve"> </w:t>
+            </w:r>
+            <w:proofErr w:type="spellStart"/>
+            <w:r>
+              <w:rPr>
+                <w:rFonts w:hint="eastAsia"/>
+              </w:rPr>
+              <w:t>윤이하나</w:t>
+            </w:r>
+            <w:proofErr w:type="spellEnd"/>
+            <w:r>
+              <w:rPr>
+                <w:rFonts w:hint="eastAsia"/>
+              </w:rPr>
+              <w:t xml:space="preserve">(기획, </w:t>
             </w:r>
             <w:r>
               <w:rPr>
@@ -428,6 +444,7 @@
                 <w:bCs/>
               </w:rPr>
             </w:pPr>
+            <w:proofErr w:type="spellStart"/>
             <w:r>
               <w:rPr>
                 <w:rFonts w:hint="eastAsia"/>
@@ -436,6 +453,7 @@
               </w:rPr>
               <w:t>윤이하나</w:t>
             </w:r>
+            <w:proofErr w:type="spellEnd"/>
           </w:p>
         </w:tc>
         <w:tc>
@@ -497,11 +515,6 @@
             </w:r>
           </w:p>
           <w:p>
-            <w:pPr>
-              <w:rPr>
-                <w:rFonts w:hint="eastAsia"/>
-              </w:rPr>
-            </w:pPr>
             <w:r>
               <w:rPr>
                 <w:rFonts w:hint="eastAsia"/>
@@ -550,7 +563,21 @@
               <w:rPr>
                 <w:rFonts w:hint="eastAsia"/>
               </w:rPr>
-              <w:t>- 루나책 6장 정독</w:t>
+              <w:t xml:space="preserve">- </w:t>
+            </w:r>
+            <w:proofErr w:type="spellStart"/>
+            <w:r>
+              <w:rPr>
+                <w:rFonts w:hint="eastAsia"/>
+              </w:rPr>
+              <w:t>루나책</w:t>
+            </w:r>
+            <w:proofErr w:type="spellEnd"/>
+            <w:r>
+              <w:rPr>
+                <w:rFonts w:hint="eastAsia"/>
+              </w:rPr>
+              <w:t xml:space="preserve"> 6장 정독</w:t>
             </w:r>
           </w:p>
         </w:tc>
@@ -595,6 +622,7 @@
                 <w:bCs/>
               </w:rPr>
             </w:pPr>
+            <w:proofErr w:type="spellStart"/>
             <w:r>
               <w:rPr>
                 <w:rFonts w:hint="eastAsia"/>
@@ -603,6 +631,7 @@
               </w:rPr>
               <w:t>윤이하나</w:t>
             </w:r>
+            <w:proofErr w:type="spellEnd"/>
           </w:p>
         </w:tc>
         <w:tc>
@@ -611,8 +640,9 @@
           </w:tcPr>
           <w:p>
             <w:pPr>
-              <w:pStyle w:val="a6"/>
-              <w:ind w:left="880"/>
+              <w:rPr>
+                <w:rFonts w:hint="eastAsia"/>
+              </w:rPr>
             </w:pPr>
           </w:p>
         </w:tc>
@@ -672,13 +702,261 @@
           <w:tcPr>
             <w:tcW w:w="9214" w:type="dxa"/>
           </w:tcPr>
-          <w:p/>
+          <w:p>
+            <w:pPr>
+              <w:jc w:val="both"/>
+              <w:rPr>
+                <w:rFonts w:hint="eastAsia"/>
+              </w:rPr>
+            </w:pPr>
+            <w:r>
+              <w:rPr>
+                <w:rFonts w:hint="eastAsia"/>
+              </w:rPr>
+              <w:t xml:space="preserve">- Directional Light 코드 자체는 문제가 없는데, 여러 조명이 여기저기 흩어져 있고Material 반사 정도가 제대로 설정되지 않았던 것이다. 그래서 다른 조명은 다 끄고 Directional Light만 켜지도록 하고 조명의 위치와 방향도 설정했다. 그런데 아직 플레이어의 Material이 제대로 설정되지 않아 무지개 색으로 출력된다. 화요일까지 </w:t>
+            </w:r>
+            <w:proofErr w:type="spellStart"/>
+            <w:r>
+              <w:rPr>
+                <w:rFonts w:hint="eastAsia"/>
+              </w:rPr>
+              <w:t>수정해야겠다</w:t>
+            </w:r>
+            <w:proofErr w:type="spellEnd"/>
+            <w:r>
+              <w:rPr>
+                <w:rFonts w:hint="eastAsia"/>
+              </w:rPr>
+              <w:t>.</w:t>
+            </w:r>
+          </w:p>
+          <w:p>
+            <w:pPr>
+              <w:ind w:left="1100" w:hangingChars="500" w:hanging="1100"/>
+              <w:jc w:val="both"/>
+              <w:rPr>
+                <w:rFonts w:hint="eastAsia"/>
+              </w:rPr>
+            </w:pPr>
+            <w:r>
+              <w:drawing>
+                <wp:inline distT="0" distB="0" distL="0" distR="0" wp14:anchorId="0C9D15E0" wp14:editId="6223B086">
+                  <wp:extent cx="2926080" cy="2305972"/>
+                  <wp:effectExtent l="0" t="0" r="7620" b="0"/>
+                  <wp:docPr id="1465709236" name="그림 2"/>
+                  <wp:cNvGraphicFramePr>
+                    <a:graphicFrameLocks xmlns:a="http://schemas.openxmlformats.org/drawingml/2006/main" noChangeAspect="1"/>
+                  </wp:cNvGraphicFramePr>
+                  <a:graphic xmlns:a="http://schemas.openxmlformats.org/drawingml/2006/main">
+                    <a:graphicData uri="http://schemas.openxmlformats.org/drawingml/2006/picture">
+                      <pic:pic xmlns:pic="http://schemas.openxmlformats.org/drawingml/2006/picture">
+                        <pic:nvPicPr>
+                          <pic:cNvPr id="0" name="Picture 6"/>
+                          <pic:cNvPicPr>
+                            <a:picLocks noChangeAspect="1" noChangeArrowheads="1"/>
+                          </pic:cNvPicPr>
+                        </pic:nvPicPr>
+                        <pic:blipFill>
+                          <a:blip r:embed="rId7" cstate="print">
+                            <a:extLst>
+                              <a:ext uri="{28A0092B-C50C-407E-A947-70E740481C1C}">
+                                <a14:useLocalDpi xmlns:a14="http://schemas.microsoft.com/office/drawing/2010/main" val="0"/>
+                              </a:ext>
+                            </a:extLst>
+                          </a:blip>
+                          <a:srcRect/>
+                          <a:stretch>
+                            <a:fillRect/>
+                          </a:stretch>
+                        </pic:blipFill>
+                        <pic:spPr bwMode="auto">
+                          <a:xfrm>
+                            <a:off x="0" y="0"/>
+                            <a:ext cx="2934351" cy="2312490"/>
+                          </a:xfrm>
+                          <a:prstGeom prst="rect">
+                            <a:avLst/>
+                          </a:prstGeom>
+                          <a:noFill/>
+                          <a:ln>
+                            <a:noFill/>
+                          </a:ln>
+                        </pic:spPr>
+                      </pic:pic>
+                    </a:graphicData>
+                  </a:graphic>
+                </wp:inline>
+              </w:drawing>
+            </w:r>
+          </w:p>
+          <w:p>
+            <w:pPr>
+              <w:jc w:val="both"/>
+            </w:pPr>
+            <w:r>
+              <w:rPr>
+                <w:rFonts w:hint="eastAsia"/>
+              </w:rPr>
+              <w:t xml:space="preserve">- </w:t>
+            </w:r>
+            <w:r>
+              <w:rPr>
+                <w:rFonts w:hint="eastAsia"/>
+              </w:rPr>
+              <w:t xml:space="preserve">기존에 </w:t>
+            </w:r>
+            <w:proofErr w:type="spellStart"/>
+            <w:r>
+              <w:rPr>
+                <w:rFonts w:hint="eastAsia"/>
+              </w:rPr>
+              <w:t>CGameFramework</w:t>
+            </w:r>
+            <w:proofErr w:type="spellEnd"/>
+            <w:r>
+              <w:rPr>
+                <w:rFonts w:hint="eastAsia"/>
+              </w:rPr>
+              <w:t xml:space="preserve">에서 player 변수를 1개 가지고 있어서 서버 연동을 통해 </w:t>
+            </w:r>
+            <w:r>
+              <w:rPr>
+                <w:rFonts w:hint="eastAsia"/>
+              </w:rPr>
+              <w:t>여러 명의</w:t>
+            </w:r>
+            <w:r>
+              <w:rPr>
+                <w:rFonts w:hint="eastAsia"/>
+              </w:rPr>
+              <w:t xml:space="preserve"> player가 그려지지 않는 문제가 있어서, 저번 주에 player를 벡터로 관리하도록 </w:t>
+            </w:r>
+            <w:r>
+              <w:rPr>
+                <w:rFonts w:hint="eastAsia"/>
+              </w:rPr>
+              <w:lastRenderedPageBreak/>
+              <w:t xml:space="preserve">수정하고 </w:t>
+            </w:r>
+            <w:proofErr w:type="spellStart"/>
+            <w:r>
+              <w:rPr>
+                <w:rFonts w:hint="eastAsia"/>
+              </w:rPr>
+              <w:t>CreatePlayer</w:t>
+            </w:r>
+            <w:proofErr w:type="spellEnd"/>
+            <w:r>
+              <w:rPr>
+                <w:rFonts w:hint="eastAsia"/>
+              </w:rPr>
+              <w:t xml:space="preserve">() 함수를 생성했다. 그런데 수영이가 서버에서 플레이어를 생성했는데 렌더링이 되지 않는다고 했다. 분명 </w:t>
+            </w:r>
+            <w:proofErr w:type="spellStart"/>
+            <w:proofErr w:type="gramStart"/>
+            <w:r>
+              <w:rPr>
+                <w:rFonts w:hint="eastAsia"/>
+              </w:rPr>
+              <w:t>CGameFramework</w:t>
+            </w:r>
+            <w:proofErr w:type="spellEnd"/>
+            <w:r>
+              <w:rPr>
+                <w:rFonts w:hint="eastAsia"/>
+              </w:rPr>
+              <w:t>::</w:t>
+            </w:r>
+            <w:proofErr w:type="spellStart"/>
+            <w:proofErr w:type="gramEnd"/>
+            <w:r>
+              <w:rPr>
+                <w:rFonts w:hint="eastAsia"/>
+              </w:rPr>
+              <w:t>FrameAdvance</w:t>
+            </w:r>
+            <w:proofErr w:type="spellEnd"/>
+            <w:r>
+              <w:rPr>
+                <w:rFonts w:hint="eastAsia"/>
+              </w:rPr>
+              <w:t xml:space="preserve">() 함수에서 플레이어의 벡터를 for문으로 렌더링하도록 했는데, 화요일에 플레이어 큐브 색 바꾸면서 이 문제도 </w:t>
+            </w:r>
+            <w:proofErr w:type="spellStart"/>
+            <w:r>
+              <w:rPr>
+                <w:rFonts w:hint="eastAsia"/>
+              </w:rPr>
+              <w:t>해결해야겠다</w:t>
+            </w:r>
+            <w:proofErr w:type="spellEnd"/>
+            <w:r>
+              <w:rPr>
+                <w:rFonts w:hint="eastAsia"/>
+              </w:rPr>
+              <w:t>.</w:t>
+            </w:r>
+            <w:r>
+              <w:rPr>
+                <w:rFonts w:hint="eastAsia"/>
+              </w:rPr>
+              <w:t xml:space="preserve"> </w:t>
+            </w:r>
+          </w:p>
+          <w:p>
+            <w:pPr>
+              <w:jc w:val="both"/>
+            </w:pPr>
+          </w:p>
+          <w:p>
+            <w:pPr>
+              <w:jc w:val="both"/>
+              <w:rPr>
+                <w:rFonts w:hint="eastAsia"/>
+              </w:rPr>
+            </w:pPr>
+            <w:r>
+              <w:rPr>
+                <w:rFonts w:hint="eastAsia"/>
+              </w:rPr>
+              <w:t xml:space="preserve">- </w:t>
+            </w:r>
+            <w:proofErr w:type="spellStart"/>
+            <w:r>
+              <w:rPr>
+                <w:rFonts w:hint="eastAsia"/>
+              </w:rPr>
+              <w:t>루나책</w:t>
+            </w:r>
+            <w:proofErr w:type="spellEnd"/>
+            <w:r>
+              <w:rPr>
+                <w:rFonts w:hint="eastAsia"/>
+              </w:rPr>
+              <w:t xml:space="preserve"> 6장(p.241~316)을 p.280까지 </w:t>
+            </w:r>
+            <w:proofErr w:type="spellStart"/>
+            <w:r>
+              <w:rPr>
+                <w:rFonts w:hint="eastAsia"/>
+              </w:rPr>
+              <w:t>정독했다</w:t>
+            </w:r>
+            <w:proofErr w:type="spellEnd"/>
+            <w:r>
+              <w:rPr>
+                <w:rFonts w:hint="eastAsia"/>
+              </w:rPr>
+              <w:t>. 3DGP2도 같이 병행하려면 빨리빨리 공부해야 되는데..</w:t>
+            </w:r>
+          </w:p>
         </w:tc>
       </w:tr>
     </w:tbl>
     <w:p>
       <w:pPr>
         <w:rPr>
+          <w:rFonts w:hint="eastAsia"/>
           <w:b/>
           <w:bCs/>
         </w:rPr>
@@ -1587,7 +1865,6 @@
   <w:style w:type="character" w:default="1" w:styleId="a0">
     <w:name w:val="Default Paragraph Font"/>
     <w:uiPriority w:val="1"/>
-    <w:semiHidden/>
     <w:unhideWhenUsed/>
   </w:style>
   <w:style w:type="table" w:default="1" w:styleId="a1">

--- a/작업일지/5주차.docx
+++ b/작업일지/5주차.docx
@@ -638,13 +638,7 @@
           <w:tcPr>
             <w:tcW w:w="9214" w:type="dxa"/>
           </w:tcPr>
-          <w:p>
-            <w:pPr>
-              <w:rPr>
-                <w:rFonts w:hint="eastAsia"/>
-              </w:rPr>
-            </w:pPr>
-          </w:p>
+          <w:p/>
         </w:tc>
       </w:tr>
       <w:tr>
@@ -713,34 +707,26 @@
               <w:rPr>
                 <w:rFonts w:hint="eastAsia"/>
               </w:rPr>
-              <w:t xml:space="preserve">- Directional Light 코드 자체는 문제가 없는데, 여러 조명이 여기저기 흩어져 있고Material 반사 정도가 제대로 설정되지 않았던 것이다. 그래서 다른 조명은 다 끄고 Directional Light만 켜지도록 하고 조명의 위치와 방향도 설정했다. 그런데 아직 플레이어의 Material이 제대로 설정되지 않아 무지개 색으로 출력된다. 화요일까지 </w:t>
-            </w:r>
-            <w:proofErr w:type="spellStart"/>
-            <w:r>
-              <w:rPr>
-                <w:rFonts w:hint="eastAsia"/>
-              </w:rPr>
-              <w:t>수정해야겠다</w:t>
-            </w:r>
-            <w:proofErr w:type="spellEnd"/>
-            <w:r>
-              <w:rPr>
-                <w:rFonts w:hint="eastAsia"/>
-              </w:rPr>
-              <w:t>.</w:t>
+              <w:t xml:space="preserve">- Directional Light 코드 자체는 문제가 없는데, 여러 조명이 여기저기 흩어져 있고Material 반사 정도가 제대로 설정되지 않았던 것이다. 그래서 다른 조명은 다 끄고 Directional Light만 켜지도록 하고 조명의 위치와 방향도 설정했다. 그런데 </w:t>
+            </w:r>
+            <w:r>
+              <w:rPr>
+                <w:rFonts w:hint="eastAsia"/>
+              </w:rPr>
+              <w:t>플레이어도 이와 같은 방식으로 초록색 Material을 생성하여 설정했는데, 무지개 색으로 출력이 된다. 일단 서버에서 플레이어 생성하는 문제가 더 급해서 제대로 해결하지 못했다.</w:t>
             </w:r>
           </w:p>
           <w:p>
             <w:pPr>
               <w:ind w:left="1100" w:hangingChars="500" w:hanging="1100"/>
               <w:jc w:val="both"/>
-              <w:rPr>
-                <w:rFonts w:hint="eastAsia"/>
-              </w:rPr>
             </w:pPr>
             <w:r>
+              <w:rPr>
+                <w:noProof/>
+              </w:rPr>
               <w:drawing>
-                <wp:inline distT="0" distB="0" distL="0" distR="0" wp14:anchorId="0C9D15E0" wp14:editId="6223B086">
+                <wp:inline distT="0" distB="0" distL="0" distR="0" wp14:anchorId="0C9D15E0" wp14:editId="291B5FE5">
                   <wp:extent cx="2926080" cy="2305972"/>
                   <wp:effectExtent l="0" t="0" r="7620" b="0"/>
                   <wp:docPr id="1465709236" name="그림 2"/>
@@ -853,7 +839,6 @@
               <w:t xml:space="preserve">() 함수를 생성했다. 그런데 수영이가 서버에서 플레이어를 생성했는데 렌더링이 되지 않는다고 했다. 분명 </w:t>
             </w:r>
             <w:proofErr w:type="spellStart"/>
-            <w:proofErr w:type="gramStart"/>
             <w:r>
               <w:rPr>
                 <w:rFonts w:hint="eastAsia"/>
@@ -868,7 +853,6 @@
               <w:t>::</w:t>
             </w:r>
             <w:proofErr w:type="spellStart"/>
-            <w:proofErr w:type="gramEnd"/>
             <w:r>
               <w:rPr>
                 <w:rFonts w:hint="eastAsia"/>
@@ -901,6 +885,146 @@
                 <w:rFonts w:hint="eastAsia"/>
               </w:rPr>
               <w:t xml:space="preserve"> </w:t>
+            </w:r>
+          </w:p>
+          <w:p>
+            <w:pPr>
+              <w:jc w:val="both"/>
+              <w:rPr>
+                <w:rFonts w:hint="eastAsia"/>
+              </w:rPr>
+            </w:pPr>
+            <w:r>
+              <w:rPr>
+                <w:rFonts w:hint="eastAsia"/>
+              </w:rPr>
+              <w:t xml:space="preserve">- </w:t>
+            </w:r>
+            <w:proofErr w:type="spellStart"/>
+            <w:r>
+              <w:rPr>
+                <w:rFonts w:hint="eastAsia"/>
+              </w:rPr>
+              <w:t>CreatePlayer</w:t>
+            </w:r>
+            <w:proofErr w:type="spellEnd"/>
+            <w:r>
+              <w:rPr>
+                <w:rFonts w:hint="eastAsia"/>
+              </w:rPr>
+              <w:t>() 함수를 클라이언트에서(</w:t>
+            </w:r>
+            <w:proofErr w:type="spellStart"/>
+            <w:r>
+              <w:rPr>
+                <w:rFonts w:hint="eastAsia"/>
+              </w:rPr>
+              <w:t>CGameFramework</w:t>
+            </w:r>
+            <w:proofErr w:type="spellEnd"/>
+            <w:r>
+              <w:rPr>
+                <w:rFonts w:hint="eastAsia"/>
+              </w:rPr>
+              <w:t>::</w:t>
+            </w:r>
+            <w:proofErr w:type="spellStart"/>
+            <w:r>
+              <w:rPr>
+                <w:rFonts w:hint="eastAsia"/>
+              </w:rPr>
+              <w:t>BuildObjects</w:t>
+            </w:r>
+            <w:proofErr w:type="spellEnd"/>
+            <w:r>
+              <w:rPr>
+                <w:rFonts w:hint="eastAsia"/>
+              </w:rPr>
+              <w:t xml:space="preserve">()에서) 두 번 호출하면 플레이어 두 개가 잘 그려지는데, 서버에서 </w:t>
+            </w:r>
+            <w:proofErr w:type="spellStart"/>
+            <w:r>
+              <w:rPr>
+                <w:rFonts w:hint="eastAsia"/>
+              </w:rPr>
+              <w:t>CreatePlayer</w:t>
+            </w:r>
+            <w:proofErr w:type="spellEnd"/>
+            <w:r>
+              <w:rPr>
+                <w:rFonts w:hint="eastAsia"/>
+              </w:rPr>
+              <w:t>()</w:t>
+            </w:r>
+            <w:proofErr w:type="spellStart"/>
+            <w:r>
+              <w:rPr>
+                <w:rFonts w:hint="eastAsia"/>
+              </w:rPr>
+              <w:t>를</w:t>
+            </w:r>
+            <w:proofErr w:type="spellEnd"/>
+            <w:r>
+              <w:rPr>
+                <w:rFonts w:hint="eastAsia"/>
+              </w:rPr>
+              <w:t xml:space="preserve"> 호출하면 </w:t>
+            </w:r>
+            <w:proofErr w:type="spellStart"/>
+            <w:r>
+              <w:rPr>
+                <w:rFonts w:hint="eastAsia"/>
+              </w:rPr>
+              <w:t>m_pPlayers</w:t>
+            </w:r>
+            <w:proofErr w:type="spellEnd"/>
+            <w:r>
+              <w:rPr>
+                <w:rFonts w:hint="eastAsia"/>
+              </w:rPr>
+              <w:t xml:space="preserve"> 벡터에는 값이 잘 들어가는데 렌더링이 되지 않는다. 몇 시간 동안 코드를 계속 수정해봤는데도 다른 플레이어가 그려지지 않아서 교수님께 여쭤봐야 될 것 같다. 추측하는 건 </w:t>
+            </w:r>
+            <w:proofErr w:type="spellStart"/>
+            <w:r>
+              <w:rPr>
+                <w:rFonts w:hint="eastAsia"/>
+              </w:rPr>
+              <w:t>BuildObjects</w:t>
+            </w:r>
+            <w:proofErr w:type="spellEnd"/>
+            <w:r>
+              <w:rPr>
+                <w:rFonts w:hint="eastAsia"/>
+              </w:rPr>
+              <w:t xml:space="preserve">() 안에서 </w:t>
+            </w:r>
+            <w:proofErr w:type="spellStart"/>
+            <w:r>
+              <w:rPr>
+                <w:rFonts w:hint="eastAsia"/>
+              </w:rPr>
+              <w:t>CreatePlayer</w:t>
+            </w:r>
+            <w:proofErr w:type="spellEnd"/>
+            <w:r>
+              <w:rPr>
+                <w:rFonts w:hint="eastAsia"/>
+              </w:rPr>
+              <w:t>()</w:t>
+            </w:r>
+            <w:proofErr w:type="spellStart"/>
+            <w:r>
+              <w:rPr>
+                <w:rFonts w:hint="eastAsia"/>
+              </w:rPr>
+              <w:t>를</w:t>
+            </w:r>
+            <w:proofErr w:type="spellEnd"/>
+            <w:r>
+              <w:rPr>
+                <w:rFonts w:hint="eastAsia"/>
+              </w:rPr>
+              <w:t xml:space="preserve"> 호출하지 않아서 생기는 문제인 것 같은데, 그럼 서버에서 생성하는 플레이어는 어떻게 그려야 하는 걸까..</w:t>
             </w:r>
           </w:p>
           <w:p>
@@ -911,9 +1035,6 @@
           <w:p>
             <w:pPr>
               <w:jc w:val="both"/>
-              <w:rPr>
-                <w:rFonts w:hint="eastAsia"/>
-              </w:rPr>
             </w:pPr>
             <w:r>
               <w:rPr>
@@ -956,7 +1077,6 @@
     <w:p>
       <w:pPr>
         <w:rPr>
-          <w:rFonts w:hint="eastAsia"/>
           <w:b/>
           <w:bCs/>
         </w:rPr>
@@ -1865,6 +1985,7 @@
   <w:style w:type="character" w:default="1" w:styleId="a0">
     <w:name w:val="Default Paragraph Font"/>
     <w:uiPriority w:val="1"/>
+    <w:semiHidden/>
     <w:unhideWhenUsed/>
   </w:style>
   <w:style w:type="table" w:default="1" w:styleId="a1">

--- a/작업일지/5주차.docx
+++ b/작업일지/5주차.docx
@@ -286,21 +286,7 @@
               <w:rPr>
                 <w:rFonts w:hint="eastAsia"/>
               </w:rPr>
-              <w:t xml:space="preserve"> </w:t>
-            </w:r>
-            <w:proofErr w:type="spellStart"/>
-            <w:r>
-              <w:rPr>
-                <w:rFonts w:hint="eastAsia"/>
-              </w:rPr>
-              <w:t>윤이하나</w:t>
-            </w:r>
-            <w:proofErr w:type="spellEnd"/>
-            <w:r>
-              <w:rPr>
-                <w:rFonts w:hint="eastAsia"/>
-              </w:rPr>
-              <w:t xml:space="preserve">(기획, </w:t>
+              <w:t xml:space="preserve"> 윤이하나(기획, </w:t>
             </w:r>
             <w:r>
               <w:rPr>
@@ -444,7 +430,6 @@
                 <w:bCs/>
               </w:rPr>
             </w:pPr>
-            <w:proofErr w:type="spellStart"/>
             <w:r>
               <w:rPr>
                 <w:rFonts w:hint="eastAsia"/>
@@ -453,14 +438,38 @@
               </w:rPr>
               <w:t>윤이하나</w:t>
             </w:r>
-            <w:proofErr w:type="spellEnd"/>
           </w:p>
         </w:tc>
         <w:tc>
           <w:tcPr>
             <w:tcW w:w="9214" w:type="dxa"/>
           </w:tcPr>
-          <w:p/>
+          <w:p>
+            <w:pPr>
+              <w:tabs>
+                <w:tab w:val="left" w:pos="2730"/>
+              </w:tabs>
+            </w:pPr>
+            <w:r>
+              <w:rPr>
+                <w:rFonts w:hint="eastAsia"/>
+              </w:rPr>
+              <w:t>- 전투 기획서 작성: 수치 포함</w:t>
+            </w:r>
+          </w:p>
+          <w:p>
+            <w:pPr>
+              <w:tabs>
+                <w:tab w:val="left" w:pos="2730"/>
+              </w:tabs>
+            </w:pPr>
+            <w:r>
+              <w:rPr>
+                <w:rFonts w:hint="eastAsia"/>
+              </w:rPr>
+              <w:t>- 게임 콘셉트 구상</w:t>
+            </w:r>
+          </w:p>
         </w:tc>
       </w:tr>
       <w:tr>
@@ -622,7 +631,6 @@
                 <w:bCs/>
               </w:rPr>
             </w:pPr>
-            <w:proofErr w:type="spellStart"/>
             <w:r>
               <w:rPr>
                 <w:rFonts w:hint="eastAsia"/>
@@ -631,7 +639,493 @@
               </w:rPr>
               <w:t>윤이하나</w:t>
             </w:r>
+          </w:p>
+        </w:tc>
+        <w:tc>
+          <w:tcPr>
+            <w:tcW w:w="9214" w:type="dxa"/>
+          </w:tcPr>
+          <w:p>
+            <w:r>
+              <w:rPr>
+                <w:rFonts w:hint="eastAsia"/>
+              </w:rPr>
+              <w:t xml:space="preserve">- </w:t>
+            </w:r>
+            <w:r>
+              <w:rPr>
+                <w:rFonts w:hint="eastAsia"/>
+              </w:rPr>
+              <w:t xml:space="preserve">4주차에 이어 </w:t>
+            </w:r>
+            <w:r>
+              <w:rPr>
+                <w:rFonts w:hint="eastAsia"/>
+              </w:rPr>
+              <w:t xml:space="preserve">새롭게 </w:t>
+            </w:r>
+            <w:r>
+              <w:rPr>
+                <w:rFonts w:hint="eastAsia"/>
+              </w:rPr>
+              <w:t xml:space="preserve">원거리 무기를 추가하며, 무기 3종(근거리 </w:t>
+            </w:r>
+            <w:r>
+              <w:rPr>
+                <w:rFonts w:hint="eastAsia"/>
+              </w:rPr>
+              <w:t>2</w:t>
+            </w:r>
+            <w:r>
+              <w:rPr>
+                <w:rFonts w:hint="eastAsia"/>
+              </w:rPr>
+              <w:t xml:space="preserve">, 원거리 2)과 </w:t>
+            </w:r>
+            <w:r>
+              <w:rPr>
+                <w:rFonts w:hint="eastAsia"/>
+              </w:rPr>
+              <w:t xml:space="preserve">구체적인 수치가 포함된 전투 기획서를 작성하였다. 어떤 무기가 우리 게임에 잘 어울릴지, 참고로 한 </w:t>
+            </w:r>
+            <w:proofErr w:type="spellStart"/>
+            <w:r>
+              <w:rPr>
+                <w:rFonts w:hint="eastAsia"/>
+              </w:rPr>
+              <w:t>리썰</w:t>
+            </w:r>
             <w:proofErr w:type="spellEnd"/>
+            <w:r>
+              <w:rPr>
+                <w:rFonts w:hint="eastAsia"/>
+              </w:rPr>
+              <w:t xml:space="preserve"> 컴퍼니에는 어떤 종류의 무기를 사용하는지 등을 생각하며 작성하였다. </w:t>
+            </w:r>
+          </w:p>
+          <w:p>
+            <w:pPr>
+              <w:ind w:firstLineChars="100" w:firstLine="220"/>
+            </w:pPr>
+            <w:r>
+              <w:rPr>
+                <w:rFonts w:hint="eastAsia"/>
+              </w:rPr>
+              <w:t xml:space="preserve">현재는 몬스터나 플레이어의 체력을 얼마로 할 지 정하지 못한 상태이기 때문에 무기의 데미지는 100을 기준으로 생각하였다. 또 우리 게임에서는 무게에 따라 플레이어의 속도와 달리기/점프 시 스태미나 소모량에 변화가 생기기 때문에 </w:t>
+            </w:r>
+            <w:r>
+              <w:t>‘</w:t>
+            </w:r>
+            <w:r>
+              <w:rPr>
+                <w:rFonts w:hint="eastAsia"/>
+              </w:rPr>
+              <w:t>무게</w:t>
+            </w:r>
+            <w:r>
+              <w:t>’</w:t>
+            </w:r>
+            <w:r>
+              <w:rPr>
+                <w:rFonts w:hint="eastAsia"/>
+              </w:rPr>
+              <w:t>가 중요한 수치이다. 그러나 앞서 말한 요소들이 어느 정도의 무게에 얼마만큼 영향을 받는지 아직 정해져 있지 않아 예상치로 기입하</w:t>
+            </w:r>
+            <w:r>
+              <w:rPr>
+                <w:rFonts w:hint="eastAsia"/>
+              </w:rPr>
+              <w:t>였</w:t>
+            </w:r>
+            <w:r>
+              <w:rPr>
+                <w:rFonts w:hint="eastAsia"/>
+              </w:rPr>
+              <w:t>다.</w:t>
+            </w:r>
+          </w:p>
+          <w:p>
+            <w:pPr>
+              <w:ind w:firstLineChars="100" w:firstLine="220"/>
+            </w:pPr>
+            <w:r>
+              <w:rPr>
+                <w:rFonts w:hint="eastAsia"/>
+              </w:rPr>
+              <w:t>추가로</w:t>
+            </w:r>
+            <w:r>
+              <w:rPr>
+                <w:rFonts w:hint="eastAsia"/>
+              </w:rPr>
+              <w:t xml:space="preserve"> </w:t>
+            </w:r>
+            <w:proofErr w:type="spellStart"/>
+            <w:r>
+              <w:rPr>
+                <w:rFonts w:hint="eastAsia"/>
+              </w:rPr>
+              <w:t>MaSu</w:t>
+            </w:r>
+            <w:proofErr w:type="spellEnd"/>
+            <w:r>
+              <w:rPr>
+                <w:rFonts w:hint="eastAsia"/>
+              </w:rPr>
+              <w:t xml:space="preserve"> 때 아이템을 기획하며 아이템들의 </w:t>
+            </w:r>
+            <w:proofErr w:type="spellStart"/>
+            <w:r>
+              <w:rPr>
+                <w:rFonts w:hint="eastAsia"/>
+              </w:rPr>
+              <w:t>스탯</w:t>
+            </w:r>
+            <w:proofErr w:type="spellEnd"/>
+            <w:r>
+              <w:rPr>
+                <w:rFonts w:hint="eastAsia"/>
+              </w:rPr>
+              <w:t xml:space="preserve"> 엑셀 파일을 작성하였던 경험을 바탕으로, 무기의 추가효과와 획득경로, 가격 등 필요할 것으로 예상되는 데이터도 함께 작성하였다.</w:t>
+            </w:r>
+          </w:p>
+          <w:p>
+            <w:pPr>
+              <w:ind w:firstLineChars="100" w:firstLine="220"/>
+            </w:pPr>
+            <w:r>
+              <w:rPr>
+                <w:rFonts w:hint="eastAsia"/>
+              </w:rPr>
+              <w:t xml:space="preserve">다만, 이전에 </w:t>
+            </w:r>
+            <w:proofErr w:type="spellStart"/>
+            <w:r>
+              <w:rPr>
+                <w:rFonts w:hint="eastAsia"/>
+              </w:rPr>
+              <w:t>지시</w:t>
+            </w:r>
+            <w:r>
+              <w:t>받은</w:t>
+            </w:r>
+            <w:proofErr w:type="spellEnd"/>
+            <w:r>
+              <w:rPr>
+                <w:rFonts w:hint="eastAsia"/>
+              </w:rPr>
+              <w:t xml:space="preserve"> 사항대로 작성하였으나 내용이 너무 부실한 것 같아 스스로가 제대로 한 것이 맞는지 의심된다.</w:t>
+            </w:r>
+          </w:p>
+          <w:p/>
+          <w:p>
+            <w:pPr>
+              <w:rPr>
+                <w:rFonts w:hint="eastAsia"/>
+              </w:rPr>
+            </w:pPr>
+            <w:r>
+              <w:rPr>
+                <w:rFonts w:hint="eastAsia"/>
+              </w:rPr>
+              <w:t>- 줄곧 게임의 콘셉트에 대해 고민했는데,</w:t>
+            </w:r>
+            <w:r>
+              <w:rPr>
+                <w:rFonts w:hint="eastAsia"/>
+              </w:rPr>
+              <w:t xml:space="preserve"> 여러 떠올렸던 아이디어들 중 조금 </w:t>
+            </w:r>
+            <w:proofErr w:type="spellStart"/>
+            <w:r>
+              <w:rPr>
+                <w:rFonts w:hint="eastAsia"/>
+              </w:rPr>
+              <w:t>재밌어보이는</w:t>
+            </w:r>
+            <w:proofErr w:type="spellEnd"/>
+            <w:r>
+              <w:rPr>
+                <w:rFonts w:hint="eastAsia"/>
+              </w:rPr>
+              <w:t xml:space="preserve"> 것을 </w:t>
+            </w:r>
+            <w:proofErr w:type="spellStart"/>
+            <w:r>
+              <w:rPr>
+                <w:rFonts w:hint="eastAsia"/>
+              </w:rPr>
+              <w:t>시각화하였다</w:t>
+            </w:r>
+            <w:proofErr w:type="spellEnd"/>
+            <w:r>
+              <w:rPr>
+                <w:rFonts w:hint="eastAsia"/>
+              </w:rPr>
+              <w:t xml:space="preserve">. 아직 팀원과 공유하지 </w:t>
+            </w:r>
+            <w:r>
+              <w:rPr>
+                <w:rFonts w:hint="eastAsia"/>
+              </w:rPr>
+              <w:t>않은</w:t>
+            </w:r>
+            <w:r>
+              <w:rPr>
+                <w:rFonts w:hint="eastAsia"/>
+              </w:rPr>
+              <w:t xml:space="preserve"> 사항으로 이후</w:t>
+            </w:r>
+            <w:r>
+              <w:rPr>
+                <w:rFonts w:hint="eastAsia"/>
+              </w:rPr>
+              <w:t xml:space="preserve"> </w:t>
+            </w:r>
+            <w:r>
+              <w:rPr>
+                <w:rFonts w:hint="eastAsia"/>
+              </w:rPr>
+              <w:t>구체</w:t>
+            </w:r>
+            <w:r>
+              <w:rPr>
+                <w:rFonts w:hint="eastAsia"/>
+              </w:rPr>
+              <w:t>화하여</w:t>
+            </w:r>
+            <w:r>
+              <w:rPr>
+                <w:rFonts w:hint="eastAsia"/>
+              </w:rPr>
+              <w:t xml:space="preserve"> 공유</w:t>
+            </w:r>
+            <w:r>
+              <w:rPr>
+                <w:rFonts w:hint="eastAsia"/>
+              </w:rPr>
+              <w:t>하거나</w:t>
+            </w:r>
+            <w:r>
+              <w:rPr>
+                <w:rFonts w:hint="eastAsia"/>
+              </w:rPr>
+              <w:t>,</w:t>
+            </w:r>
+            <w:r>
+              <w:rPr>
+                <w:rFonts w:hint="eastAsia"/>
+              </w:rPr>
+              <w:t xml:space="preserve"> </w:t>
+            </w:r>
+            <w:r>
+              <w:rPr>
+                <w:rFonts w:hint="eastAsia"/>
+              </w:rPr>
+              <w:t>게임</w:t>
+            </w:r>
+            <w:r>
+              <w:rPr>
+                <w:rFonts w:hint="eastAsia"/>
+              </w:rPr>
+              <w:t>기획</w:t>
+            </w:r>
+            <w:r>
+              <w:rPr>
+                <w:rFonts w:hint="eastAsia"/>
+              </w:rPr>
+              <w:t>2</w:t>
+            </w:r>
+            <w:r>
+              <w:rPr>
+                <w:rFonts w:hint="eastAsia"/>
+              </w:rPr>
+              <w:t xml:space="preserve"> 과목에 제출할 기획서에 추가하여 발표</w:t>
+            </w:r>
+            <w:r>
+              <w:rPr>
+                <w:rFonts w:hint="eastAsia"/>
+              </w:rPr>
+              <w:t>하는 것이 목표이</w:t>
+            </w:r>
+            <w:r>
+              <w:rPr>
+                <w:rFonts w:hint="eastAsia"/>
+              </w:rPr>
+              <w:t>다</w:t>
+            </w:r>
+            <w:r>
+              <w:rPr>
+                <w:rFonts w:hint="eastAsia"/>
+              </w:rPr>
+              <w:t>.</w:t>
+            </w:r>
+            <w:r>
+              <w:rPr>
+                <w:rFonts w:hint="eastAsia"/>
+              </w:rPr>
+              <w:t xml:space="preserve"> </w:t>
+            </w:r>
+            <w:r>
+              <w:rPr>
+                <w:rFonts w:hint="eastAsia"/>
+              </w:rPr>
+              <w:t xml:space="preserve">아이디어일 </w:t>
+            </w:r>
+            <w:r>
+              <w:rPr>
+                <w:rFonts w:hint="eastAsia"/>
+              </w:rPr>
+              <w:lastRenderedPageBreak/>
+              <w:t xml:space="preserve">뿐이므로 바뀔 수도 있으나, 일단은 </w:t>
+            </w:r>
+            <w:r>
+              <w:rPr>
+                <w:rFonts w:hint="eastAsia"/>
+              </w:rPr>
+              <w:t xml:space="preserve">아이디어와 어울리는 </w:t>
+            </w:r>
+            <w:r>
+              <w:rPr>
+                <w:rFonts w:hint="eastAsia"/>
+              </w:rPr>
+              <w:t>콘셉트</w:t>
+            </w:r>
+            <w:r>
+              <w:rPr>
+                <w:rFonts w:hint="eastAsia"/>
+              </w:rPr>
+              <w:t xml:space="preserve">의 이름을 전투 기획서의 무기에 </w:t>
+            </w:r>
+            <w:r>
+              <w:rPr>
+                <w:rFonts w:hint="eastAsia"/>
+              </w:rPr>
+              <w:t>붙여보았다.</w:t>
+            </w:r>
+          </w:p>
+          <w:p>
+            <w:pPr>
+              <w:jc w:val="center"/>
+            </w:pPr>
+            <w:r>
+              <w:rPr>
+                <w:noProof/>
+              </w:rPr>
+              <w:drawing>
+                <wp:inline distT="0" distB="0" distL="0" distR="0" wp14:anchorId="31A6076D" wp14:editId="72495865">
+                  <wp:extent cx="5486516" cy="3086100"/>
+                  <wp:effectExtent l="0" t="0" r="0" b="0"/>
+                  <wp:docPr id="451750450" name="그래픽 1"/>
+                  <wp:cNvGraphicFramePr>
+                    <a:graphicFrameLocks xmlns:a="http://schemas.openxmlformats.org/drawingml/2006/main" noChangeAspect="1"/>
+                  </wp:cNvGraphicFramePr>
+                  <a:graphic xmlns:a="http://schemas.openxmlformats.org/drawingml/2006/main">
+                    <a:graphicData uri="http://schemas.openxmlformats.org/drawingml/2006/picture">
+                      <pic:pic xmlns:pic="http://schemas.openxmlformats.org/drawingml/2006/picture">
+                        <pic:nvPicPr>
+                          <pic:cNvPr id="451750450" name=""/>
+                          <pic:cNvPicPr/>
+                        </pic:nvPicPr>
+                        <pic:blipFill>
+                          <a:blip r:embed="rId7">
+                            <a:extLst>
+                              <a:ext uri="{96DAC541-7B7A-43D3-8B79-37D633B846F1}">
+                                <asvg:svgBlip xmlns:asvg="http://schemas.microsoft.com/office/drawing/2016/SVG/main" r:embed="rId8"/>
+                              </a:ext>
+                            </a:extLst>
+                          </a:blip>
+                          <a:stretch>
+                            <a:fillRect/>
+                          </a:stretch>
+                        </pic:blipFill>
+                        <pic:spPr>
+                          <a:xfrm>
+                            <a:off x="0" y="0"/>
+                            <a:ext cx="5495866" cy="3091359"/>
+                          </a:xfrm>
+                          <a:prstGeom prst="rect">
+                            <a:avLst/>
+                          </a:prstGeom>
+                        </pic:spPr>
+                      </pic:pic>
+                    </a:graphicData>
+                  </a:graphic>
+                </wp:inline>
+              </w:drawing>
+            </w:r>
+          </w:p>
+          <w:p>
+            <w:pPr>
+              <w:jc w:val="right"/>
+              <w:rPr>
+                <w:rFonts w:hint="eastAsia"/>
+              </w:rPr>
+            </w:pPr>
+            <w:r>
+              <w:rPr>
+                <w:rFonts w:hint="eastAsia"/>
+              </w:rPr>
+              <w:t>&lt;개인 정리용(기획자용)으로 제작한 이미지&gt;</w:t>
+            </w:r>
+          </w:p>
+          <w:p/>
+          <w:p>
+            <w:pPr>
+              <w:rPr>
+                <w:rFonts w:hint="eastAsia"/>
+              </w:rPr>
+            </w:pPr>
+            <w:r>
+              <w:rPr>
+                <w:rFonts w:hint="eastAsia"/>
+              </w:rPr>
+              <w:t xml:space="preserve">- 반성: 이번 주에는 보다 더 규칙적으로 졸업 작품에 시간을 많이 투자하도록 </w:t>
+            </w:r>
+            <w:proofErr w:type="spellStart"/>
+            <w:r>
+              <w:rPr>
+                <w:rFonts w:hint="eastAsia"/>
+              </w:rPr>
+              <w:t>노력해야겠다</w:t>
+            </w:r>
+            <w:proofErr w:type="spellEnd"/>
+            <w:r>
+              <w:rPr>
+                <w:rFonts w:hint="eastAsia"/>
+              </w:rPr>
+              <w:t>.</w:t>
+            </w:r>
+            <w:r>
+              <w:rPr>
+                <w:rFonts w:hint="eastAsia"/>
+              </w:rPr>
+              <w:t xml:space="preserve"> 게임기획2 과목에서 졸업작품과 관련된 문서를 발표할 수 있으면 좋겠다.</w:t>
+            </w:r>
+          </w:p>
+        </w:tc>
+      </w:tr>
+      <w:tr>
+        <w:tc>
+          <w:tcPr>
+            <w:tcW w:w="1271" w:type="dxa"/>
+          </w:tcPr>
+          <w:p>
+            <w:pPr>
+              <w:rPr>
+                <w:b/>
+                <w:bCs/>
+              </w:rPr>
+            </w:pPr>
+            <w:r>
+              <w:rPr>
+                <w:rFonts w:hint="eastAsia"/>
+                <w:b/>
+                <w:bCs/>
+              </w:rPr>
+              <w:lastRenderedPageBreak/>
+              <w:t>임수영</w:t>
+            </w:r>
           </w:p>
         </w:tc>
         <w:tc>
@@ -659,7 +1153,7 @@
                 <w:b/>
                 <w:bCs/>
               </w:rPr>
-              <w:t>임수영</w:t>
+              <w:t>임채은</w:t>
             </w:r>
           </w:p>
         </w:tc>
@@ -667,53 +1161,15 @@
           <w:tcPr>
             <w:tcW w:w="9214" w:type="dxa"/>
           </w:tcPr>
-          <w:p/>
-        </w:tc>
-      </w:tr>
-      <w:tr>
-        <w:tc>
-          <w:tcPr>
-            <w:tcW w:w="1271" w:type="dxa"/>
-          </w:tcPr>
-          <w:p>
-            <w:pPr>
-              <w:rPr>
-                <w:b/>
-                <w:bCs/>
-              </w:rPr>
-            </w:pPr>
-            <w:r>
-              <w:rPr>
-                <w:rFonts w:hint="eastAsia"/>
-                <w:b/>
-                <w:bCs/>
-              </w:rPr>
-              <w:t>임채은</w:t>
-            </w:r>
-          </w:p>
-        </w:tc>
-        <w:tc>
-          <w:tcPr>
-            <w:tcW w:w="9214" w:type="dxa"/>
-          </w:tcPr>
           <w:p>
             <w:pPr>
               <w:jc w:val="both"/>
-              <w:rPr>
-                <w:rFonts w:hint="eastAsia"/>
-              </w:rPr>
             </w:pPr>
             <w:r>
               <w:rPr>
                 <w:rFonts w:hint="eastAsia"/>
               </w:rPr>
-              <w:t xml:space="preserve">- Directional Light 코드 자체는 문제가 없는데, 여러 조명이 여기저기 흩어져 있고Material 반사 정도가 제대로 설정되지 않았던 것이다. 그래서 다른 조명은 다 끄고 Directional Light만 켜지도록 하고 조명의 위치와 방향도 설정했다. 그런데 </w:t>
-            </w:r>
-            <w:r>
-              <w:rPr>
-                <w:rFonts w:hint="eastAsia"/>
-              </w:rPr>
-              <w:t>플레이어도 이와 같은 방식으로 초록색 Material을 생성하여 설정했는데, 무지개 색으로 출력이 된다. 일단 서버에서 플레이어 생성하는 문제가 더 급해서 제대로 해결하지 못했다.</w:t>
+              <w:t>- Directional Light 코드 자체는 문제가 없는데, 여러 조명이 여기저기 흩어져 있고Material 반사 정도가 제대로 설정되지 않았던 것이다. 그래서 다른 조명은 다 끄고 Directional Light만 켜지도록 하고 조명의 위치와 방향도 설정했다. 그런데 플레이어도 이와 같은 방식으로 초록색 Material을 생성하여 설정했는데, 무지개 색으로 출력이 된다. 일단 서버에서 플레이어 생성하는 문제가 더 급해서 제대로 해결하지 못했다.</w:t>
             </w:r>
           </w:p>
           <w:p>
@@ -726,7 +1182,7 @@
                 <w:noProof/>
               </w:rPr>
               <w:drawing>
-                <wp:inline distT="0" distB="0" distL="0" distR="0" wp14:anchorId="0C9D15E0" wp14:editId="291B5FE5">
+                <wp:inline distT="0" distB="0" distL="0" distR="0" wp14:anchorId="0C9D15E0" wp14:editId="0D93FEF1">
                   <wp:extent cx="2926080" cy="2305972"/>
                   <wp:effectExtent l="0" t="0" r="7620" b="0"/>
                   <wp:docPr id="1465709236" name="그림 2"/>
@@ -743,7 +1199,7 @@
                           </pic:cNvPicPr>
                         </pic:nvPicPr>
                         <pic:blipFill>
-                          <a:blip r:embed="rId7" cstate="print">
+                          <a:blip r:embed="rId9" cstate="print">
                             <a:extLst>
                               <a:ext uri="{28A0092B-C50C-407E-A947-70E740481C1C}">
                                 <a14:useLocalDpi xmlns:a14="http://schemas.microsoft.com/office/drawing/2010/main" val="0"/>
@@ -783,13 +1239,7 @@
               <w:rPr>
                 <w:rFonts w:hint="eastAsia"/>
               </w:rPr>
-              <w:t xml:space="preserve">- </w:t>
-            </w:r>
-            <w:r>
-              <w:rPr>
-                <w:rFonts w:hint="eastAsia"/>
-              </w:rPr>
-              <w:t xml:space="preserve">기존에 </w:t>
+              <w:t xml:space="preserve">- 기존에 </w:t>
             </w:r>
             <w:proofErr w:type="spellStart"/>
             <w:r>
@@ -803,101 +1253,62 @@
               <w:rPr>
                 <w:rFonts w:hint="eastAsia"/>
               </w:rPr>
-              <w:t xml:space="preserve">에서 player 변수를 1개 가지고 있어서 서버 연동을 통해 </w:t>
-            </w:r>
-            <w:r>
-              <w:rPr>
-                <w:rFonts w:hint="eastAsia"/>
-              </w:rPr>
-              <w:t>여러 명의</w:t>
-            </w:r>
-            <w:r>
-              <w:rPr>
-                <w:rFonts w:hint="eastAsia"/>
-              </w:rPr>
-              <w:t xml:space="preserve"> player가 그려지지 않는 문제가 있어서, 저번 주에 player를 벡터로 관리하도록 </w:t>
-            </w:r>
-            <w:r>
-              <w:rPr>
-                <w:rFonts w:hint="eastAsia"/>
-              </w:rPr>
-              <w:lastRenderedPageBreak/>
-              <w:t xml:space="preserve">수정하고 </w:t>
+              <w:t xml:space="preserve">에서 player 변수를 1개 가지고 있어서 서버 연동을 통해 여러 명의 player가 그려지지 않는 문제가 있어서, 저번 주에 player를 벡터로 관리하도록 수정하고 CreatePlayer() 함수를 생성했다. 그런데 수영이가 서버에서 플레이어를 생성했는데 렌더링이 되지 않는다고 했다. 분명 </w:t>
             </w:r>
             <w:proofErr w:type="spellStart"/>
-            <w:r>
-              <w:rPr>
-                <w:rFonts w:hint="eastAsia"/>
-              </w:rPr>
-              <w:t>CreatePlayer</w:t>
+            <w:proofErr w:type="gramStart"/>
+            <w:r>
+              <w:rPr>
+                <w:rFonts w:hint="eastAsia"/>
+              </w:rPr>
+              <w:t>CGameFramework</w:t>
             </w:r>
             <w:proofErr w:type="spellEnd"/>
             <w:r>
               <w:rPr>
                 <w:rFonts w:hint="eastAsia"/>
               </w:rPr>
-              <w:t xml:space="preserve">() 함수를 생성했다. 그런데 수영이가 서버에서 플레이어를 생성했는데 렌더링이 되지 않는다고 했다. 분명 </w:t>
+              <w:t>::</w:t>
             </w:r>
             <w:proofErr w:type="spellStart"/>
-            <w:r>
-              <w:rPr>
-                <w:rFonts w:hint="eastAsia"/>
-              </w:rPr>
-              <w:t>CGameFramework</w:t>
+            <w:proofErr w:type="gramEnd"/>
+            <w:r>
+              <w:rPr>
+                <w:rFonts w:hint="eastAsia"/>
+              </w:rPr>
+              <w:t>FrameAdvance</w:t>
             </w:r>
             <w:proofErr w:type="spellEnd"/>
             <w:r>
               <w:rPr>
                 <w:rFonts w:hint="eastAsia"/>
               </w:rPr>
-              <w:t>::</w:t>
+              <w:t xml:space="preserve">() 함수에서 플레이어의 벡터를 for문으로 렌더링하도록 했는데, 화요일에 플레이어 큐브 색 바꾸면서 이 문제도 </w:t>
             </w:r>
             <w:proofErr w:type="spellStart"/>
             <w:r>
               <w:rPr>
                 <w:rFonts w:hint="eastAsia"/>
               </w:rPr>
-              <w:t>FrameAdvance</w:t>
+              <w:t>해결해야겠다</w:t>
             </w:r>
             <w:proofErr w:type="spellEnd"/>
             <w:r>
               <w:rPr>
                 <w:rFonts w:hint="eastAsia"/>
               </w:rPr>
-              <w:t xml:space="preserve">() 함수에서 플레이어의 벡터를 for문으로 렌더링하도록 했는데, 화요일에 플레이어 큐브 색 바꾸면서 이 문제도 </w:t>
-            </w:r>
-            <w:proofErr w:type="spellStart"/>
-            <w:r>
-              <w:rPr>
-                <w:rFonts w:hint="eastAsia"/>
-              </w:rPr>
-              <w:t>해결해야겠다</w:t>
-            </w:r>
-            <w:proofErr w:type="spellEnd"/>
-            <w:r>
-              <w:rPr>
-                <w:rFonts w:hint="eastAsia"/>
-              </w:rPr>
-              <w:t>.</w:t>
-            </w:r>
-            <w:r>
-              <w:rPr>
-                <w:rFonts w:hint="eastAsia"/>
-              </w:rPr>
-              <w:t xml:space="preserve"> </w:t>
+              <w:t xml:space="preserve">. </w:t>
             </w:r>
           </w:p>
           <w:p>
             <w:pPr>
               <w:jc w:val="both"/>
-              <w:rPr>
-                <w:rFonts w:hint="eastAsia"/>
-              </w:rPr>
             </w:pPr>
             <w:r>
               <w:rPr>
                 <w:rFonts w:hint="eastAsia"/>
               </w:rPr>
+              <w:lastRenderedPageBreak/>
               <w:t xml:space="preserve">- </w:t>
             </w:r>
             <w:proofErr w:type="spellStart"/>
@@ -915,6 +1326,7 @@
               <w:t>() 함수를 클라이언트에서(</w:t>
             </w:r>
             <w:proofErr w:type="spellStart"/>
+            <w:proofErr w:type="gramStart"/>
             <w:r>
               <w:rPr>
                 <w:rFonts w:hint="eastAsia"/>
@@ -929,6 +1341,7 @@
               <w:t>::</w:t>
             </w:r>
             <w:proofErr w:type="spellStart"/>
+            <w:proofErr w:type="gramEnd"/>
             <w:r>
               <w:rPr>
                 <w:rFonts w:hint="eastAsia"/>
@@ -1024,8 +1437,16 @@
               <w:rPr>
                 <w:rFonts w:hint="eastAsia"/>
               </w:rPr>
-              <w:t xml:space="preserve"> 호출하지 않아서 생기는 문제인 것 같은데, 그럼 서버에서 생성하는 플레이어는 어떻게 그려야 하는 걸까..</w:t>
-            </w:r>
+              <w:t xml:space="preserve"> 호출하지 않아서 생기는 문제인 것 같은데, 그럼 서버에서 생성하는 플레이어는 어떻게 그려야 하는 </w:t>
+            </w:r>
+            <w:proofErr w:type="gramStart"/>
+            <w:r>
+              <w:rPr>
+                <w:rFonts w:hint="eastAsia"/>
+              </w:rPr>
+              <w:t>걸까..</w:t>
+            </w:r>
+            <w:proofErr w:type="gramEnd"/>
           </w:p>
           <w:p>
             <w:pPr>
@@ -1258,10 +1679,346 @@
     </w:lvl>
   </w:abstractNum>
   <w:abstractNum w:abstractNumId="1" w15:restartNumberingAfterBreak="0">
+    <w:nsid w:val="1CFC1C67"/>
+    <w:multiLevelType w:val="hybridMultilevel"/>
+    <w:tmpl w:val="35240FE2"/>
+    <w:lvl w:ilvl="0" w:tplc="F2FA0620">
+      <w:numFmt w:val="bullet"/>
+      <w:lvlText w:val="-"/>
+      <w:lvlJc w:val="left"/>
+      <w:pPr>
+        <w:ind w:left="800" w:hanging="360"/>
+      </w:pPr>
+      <w:rPr>
+        <w:rFonts w:ascii="맑은 고딕" w:eastAsia="맑은 고딕" w:hAnsi="맑은 고딕" w:cstheme="minorBidi" w:hint="eastAsia"/>
+      </w:rPr>
+    </w:lvl>
+    <w:lvl w:ilvl="1" w:tplc="04090003" w:tentative="1">
+      <w:start w:val="1"/>
+      <w:numFmt w:val="bullet"/>
+      <w:lvlText w:val=""/>
+      <w:lvlJc w:val="left"/>
+      <w:pPr>
+        <w:ind w:left="1320" w:hanging="440"/>
+      </w:pPr>
+      <w:rPr>
+        <w:rFonts w:ascii="Wingdings" w:hAnsi="Wingdings" w:hint="default"/>
+      </w:rPr>
+    </w:lvl>
+    <w:lvl w:ilvl="2" w:tplc="04090005" w:tentative="1">
+      <w:start w:val="1"/>
+      <w:numFmt w:val="bullet"/>
+      <w:lvlText w:val=""/>
+      <w:lvlJc w:val="left"/>
+      <w:pPr>
+        <w:ind w:left="1760" w:hanging="440"/>
+      </w:pPr>
+      <w:rPr>
+        <w:rFonts w:ascii="Wingdings" w:hAnsi="Wingdings" w:hint="default"/>
+      </w:rPr>
+    </w:lvl>
+    <w:lvl w:ilvl="3" w:tplc="04090001" w:tentative="1">
+      <w:start w:val="1"/>
+      <w:numFmt w:val="bullet"/>
+      <w:lvlText w:val=""/>
+      <w:lvlJc w:val="left"/>
+      <w:pPr>
+        <w:ind w:left="2200" w:hanging="440"/>
+      </w:pPr>
+      <w:rPr>
+        <w:rFonts w:ascii="Wingdings" w:hAnsi="Wingdings" w:hint="default"/>
+      </w:rPr>
+    </w:lvl>
+    <w:lvl w:ilvl="4" w:tplc="04090003" w:tentative="1">
+      <w:start w:val="1"/>
+      <w:numFmt w:val="bullet"/>
+      <w:lvlText w:val=""/>
+      <w:lvlJc w:val="left"/>
+      <w:pPr>
+        <w:ind w:left="2640" w:hanging="440"/>
+      </w:pPr>
+      <w:rPr>
+        <w:rFonts w:ascii="Wingdings" w:hAnsi="Wingdings" w:hint="default"/>
+      </w:rPr>
+    </w:lvl>
+    <w:lvl w:ilvl="5" w:tplc="04090005" w:tentative="1">
+      <w:start w:val="1"/>
+      <w:numFmt w:val="bullet"/>
+      <w:lvlText w:val=""/>
+      <w:lvlJc w:val="left"/>
+      <w:pPr>
+        <w:ind w:left="3080" w:hanging="440"/>
+      </w:pPr>
+      <w:rPr>
+        <w:rFonts w:ascii="Wingdings" w:hAnsi="Wingdings" w:hint="default"/>
+      </w:rPr>
+    </w:lvl>
+    <w:lvl w:ilvl="6" w:tplc="04090001" w:tentative="1">
+      <w:start w:val="1"/>
+      <w:numFmt w:val="bullet"/>
+      <w:lvlText w:val=""/>
+      <w:lvlJc w:val="left"/>
+      <w:pPr>
+        <w:ind w:left="3520" w:hanging="440"/>
+      </w:pPr>
+      <w:rPr>
+        <w:rFonts w:ascii="Wingdings" w:hAnsi="Wingdings" w:hint="default"/>
+      </w:rPr>
+    </w:lvl>
+    <w:lvl w:ilvl="7" w:tplc="04090003" w:tentative="1">
+      <w:start w:val="1"/>
+      <w:numFmt w:val="bullet"/>
+      <w:lvlText w:val=""/>
+      <w:lvlJc w:val="left"/>
+      <w:pPr>
+        <w:ind w:left="3960" w:hanging="440"/>
+      </w:pPr>
+      <w:rPr>
+        <w:rFonts w:ascii="Wingdings" w:hAnsi="Wingdings" w:hint="default"/>
+      </w:rPr>
+    </w:lvl>
+    <w:lvl w:ilvl="8" w:tplc="04090005" w:tentative="1">
+      <w:start w:val="1"/>
+      <w:numFmt w:val="bullet"/>
+      <w:lvlText w:val=""/>
+      <w:lvlJc w:val="left"/>
+      <w:pPr>
+        <w:ind w:left="4400" w:hanging="440"/>
+      </w:pPr>
+      <w:rPr>
+        <w:rFonts w:ascii="Wingdings" w:hAnsi="Wingdings" w:hint="default"/>
+      </w:rPr>
+    </w:lvl>
+  </w:abstractNum>
+  <w:abstractNum w:abstractNumId="2" w15:restartNumberingAfterBreak="0">
+    <w:nsid w:val="4EAB36A3"/>
+    <w:multiLevelType w:val="hybridMultilevel"/>
+    <w:tmpl w:val="D9FE7852"/>
+    <w:lvl w:ilvl="0" w:tplc="FBBAC94A">
+      <w:numFmt w:val="bullet"/>
+      <w:lvlText w:val="-"/>
+      <w:lvlJc w:val="left"/>
+      <w:pPr>
+        <w:ind w:left="800" w:hanging="360"/>
+      </w:pPr>
+      <w:rPr>
+        <w:rFonts w:ascii="맑은 고딕" w:eastAsia="맑은 고딕" w:hAnsi="맑은 고딕" w:cstheme="minorBidi" w:hint="eastAsia"/>
+      </w:rPr>
+    </w:lvl>
+    <w:lvl w:ilvl="1" w:tplc="04090003" w:tentative="1">
+      <w:start w:val="1"/>
+      <w:numFmt w:val="bullet"/>
+      <w:lvlText w:val=""/>
+      <w:lvlJc w:val="left"/>
+      <w:pPr>
+        <w:ind w:left="1320" w:hanging="440"/>
+      </w:pPr>
+      <w:rPr>
+        <w:rFonts w:ascii="Wingdings" w:hAnsi="Wingdings" w:hint="default"/>
+      </w:rPr>
+    </w:lvl>
+    <w:lvl w:ilvl="2" w:tplc="04090005" w:tentative="1">
+      <w:start w:val="1"/>
+      <w:numFmt w:val="bullet"/>
+      <w:lvlText w:val=""/>
+      <w:lvlJc w:val="left"/>
+      <w:pPr>
+        <w:ind w:left="1760" w:hanging="440"/>
+      </w:pPr>
+      <w:rPr>
+        <w:rFonts w:ascii="Wingdings" w:hAnsi="Wingdings" w:hint="default"/>
+      </w:rPr>
+    </w:lvl>
+    <w:lvl w:ilvl="3" w:tplc="04090001" w:tentative="1">
+      <w:start w:val="1"/>
+      <w:numFmt w:val="bullet"/>
+      <w:lvlText w:val=""/>
+      <w:lvlJc w:val="left"/>
+      <w:pPr>
+        <w:ind w:left="2200" w:hanging="440"/>
+      </w:pPr>
+      <w:rPr>
+        <w:rFonts w:ascii="Wingdings" w:hAnsi="Wingdings" w:hint="default"/>
+      </w:rPr>
+    </w:lvl>
+    <w:lvl w:ilvl="4" w:tplc="04090003" w:tentative="1">
+      <w:start w:val="1"/>
+      <w:numFmt w:val="bullet"/>
+      <w:lvlText w:val=""/>
+      <w:lvlJc w:val="left"/>
+      <w:pPr>
+        <w:ind w:left="2640" w:hanging="440"/>
+      </w:pPr>
+      <w:rPr>
+        <w:rFonts w:ascii="Wingdings" w:hAnsi="Wingdings" w:hint="default"/>
+      </w:rPr>
+    </w:lvl>
+    <w:lvl w:ilvl="5" w:tplc="04090005" w:tentative="1">
+      <w:start w:val="1"/>
+      <w:numFmt w:val="bullet"/>
+      <w:lvlText w:val=""/>
+      <w:lvlJc w:val="left"/>
+      <w:pPr>
+        <w:ind w:left="3080" w:hanging="440"/>
+      </w:pPr>
+      <w:rPr>
+        <w:rFonts w:ascii="Wingdings" w:hAnsi="Wingdings" w:hint="default"/>
+      </w:rPr>
+    </w:lvl>
+    <w:lvl w:ilvl="6" w:tplc="04090001" w:tentative="1">
+      <w:start w:val="1"/>
+      <w:numFmt w:val="bullet"/>
+      <w:lvlText w:val=""/>
+      <w:lvlJc w:val="left"/>
+      <w:pPr>
+        <w:ind w:left="3520" w:hanging="440"/>
+      </w:pPr>
+      <w:rPr>
+        <w:rFonts w:ascii="Wingdings" w:hAnsi="Wingdings" w:hint="default"/>
+      </w:rPr>
+    </w:lvl>
+    <w:lvl w:ilvl="7" w:tplc="04090003" w:tentative="1">
+      <w:start w:val="1"/>
+      <w:numFmt w:val="bullet"/>
+      <w:lvlText w:val=""/>
+      <w:lvlJc w:val="left"/>
+      <w:pPr>
+        <w:ind w:left="3960" w:hanging="440"/>
+      </w:pPr>
+      <w:rPr>
+        <w:rFonts w:ascii="Wingdings" w:hAnsi="Wingdings" w:hint="default"/>
+      </w:rPr>
+    </w:lvl>
+    <w:lvl w:ilvl="8" w:tplc="04090005" w:tentative="1">
+      <w:start w:val="1"/>
+      <w:numFmt w:val="bullet"/>
+      <w:lvlText w:val=""/>
+      <w:lvlJc w:val="left"/>
+      <w:pPr>
+        <w:ind w:left="4400" w:hanging="440"/>
+      </w:pPr>
+      <w:rPr>
+        <w:rFonts w:ascii="Wingdings" w:hAnsi="Wingdings" w:hint="default"/>
+      </w:rPr>
+    </w:lvl>
+  </w:abstractNum>
+  <w:abstractNum w:abstractNumId="3" w15:restartNumberingAfterBreak="0">
     <w:nsid w:val="6CBA71F4"/>
     <w:multiLevelType w:val="hybridMultilevel"/>
     <w:tmpl w:val="59DEFE3E"/>
     <w:lvl w:ilvl="0" w:tplc="D0EA564E">
+      <w:numFmt w:val="bullet"/>
+      <w:lvlText w:val="-"/>
+      <w:lvlJc w:val="left"/>
+      <w:pPr>
+        <w:ind w:left="800" w:hanging="360"/>
+      </w:pPr>
+      <w:rPr>
+        <w:rFonts w:ascii="맑은 고딕" w:eastAsia="맑은 고딕" w:hAnsi="맑은 고딕" w:cstheme="minorBidi" w:hint="eastAsia"/>
+      </w:rPr>
+    </w:lvl>
+    <w:lvl w:ilvl="1" w:tplc="04090003" w:tentative="1">
+      <w:start w:val="1"/>
+      <w:numFmt w:val="bullet"/>
+      <w:lvlText w:val=""/>
+      <w:lvlJc w:val="left"/>
+      <w:pPr>
+        <w:ind w:left="1320" w:hanging="440"/>
+      </w:pPr>
+      <w:rPr>
+        <w:rFonts w:ascii="Wingdings" w:hAnsi="Wingdings" w:hint="default"/>
+      </w:rPr>
+    </w:lvl>
+    <w:lvl w:ilvl="2" w:tplc="04090005" w:tentative="1">
+      <w:start w:val="1"/>
+      <w:numFmt w:val="bullet"/>
+      <w:lvlText w:val=""/>
+      <w:lvlJc w:val="left"/>
+      <w:pPr>
+        <w:ind w:left="1760" w:hanging="440"/>
+      </w:pPr>
+      <w:rPr>
+        <w:rFonts w:ascii="Wingdings" w:hAnsi="Wingdings" w:hint="default"/>
+      </w:rPr>
+    </w:lvl>
+    <w:lvl w:ilvl="3" w:tplc="04090001" w:tentative="1">
+      <w:start w:val="1"/>
+      <w:numFmt w:val="bullet"/>
+      <w:lvlText w:val=""/>
+      <w:lvlJc w:val="left"/>
+      <w:pPr>
+        <w:ind w:left="2200" w:hanging="440"/>
+      </w:pPr>
+      <w:rPr>
+        <w:rFonts w:ascii="Wingdings" w:hAnsi="Wingdings" w:hint="default"/>
+      </w:rPr>
+    </w:lvl>
+    <w:lvl w:ilvl="4" w:tplc="04090003" w:tentative="1">
+      <w:start w:val="1"/>
+      <w:numFmt w:val="bullet"/>
+      <w:lvlText w:val=""/>
+      <w:lvlJc w:val="left"/>
+      <w:pPr>
+        <w:ind w:left="2640" w:hanging="440"/>
+      </w:pPr>
+      <w:rPr>
+        <w:rFonts w:ascii="Wingdings" w:hAnsi="Wingdings" w:hint="default"/>
+      </w:rPr>
+    </w:lvl>
+    <w:lvl w:ilvl="5" w:tplc="04090005" w:tentative="1">
+      <w:start w:val="1"/>
+      <w:numFmt w:val="bullet"/>
+      <w:lvlText w:val=""/>
+      <w:lvlJc w:val="left"/>
+      <w:pPr>
+        <w:ind w:left="3080" w:hanging="440"/>
+      </w:pPr>
+      <w:rPr>
+        <w:rFonts w:ascii="Wingdings" w:hAnsi="Wingdings" w:hint="default"/>
+      </w:rPr>
+    </w:lvl>
+    <w:lvl w:ilvl="6" w:tplc="04090001" w:tentative="1">
+      <w:start w:val="1"/>
+      <w:numFmt w:val="bullet"/>
+      <w:lvlText w:val=""/>
+      <w:lvlJc w:val="left"/>
+      <w:pPr>
+        <w:ind w:left="3520" w:hanging="440"/>
+      </w:pPr>
+      <w:rPr>
+        <w:rFonts w:ascii="Wingdings" w:hAnsi="Wingdings" w:hint="default"/>
+      </w:rPr>
+    </w:lvl>
+    <w:lvl w:ilvl="7" w:tplc="04090003" w:tentative="1">
+      <w:start w:val="1"/>
+      <w:numFmt w:val="bullet"/>
+      <w:lvlText w:val=""/>
+      <w:lvlJc w:val="left"/>
+      <w:pPr>
+        <w:ind w:left="3960" w:hanging="440"/>
+      </w:pPr>
+      <w:rPr>
+        <w:rFonts w:ascii="Wingdings" w:hAnsi="Wingdings" w:hint="default"/>
+      </w:rPr>
+    </w:lvl>
+    <w:lvl w:ilvl="8" w:tplc="04090005" w:tentative="1">
+      <w:start w:val="1"/>
+      <w:numFmt w:val="bullet"/>
+      <w:lvlText w:val=""/>
+      <w:lvlJc w:val="left"/>
+      <w:pPr>
+        <w:ind w:left="4400" w:hanging="440"/>
+      </w:pPr>
+      <w:rPr>
+        <w:rFonts w:ascii="Wingdings" w:hAnsi="Wingdings" w:hint="default"/>
+      </w:rPr>
+    </w:lvl>
+  </w:abstractNum>
+  <w:abstractNum w:abstractNumId="4" w15:restartNumberingAfterBreak="0">
+    <w:nsid w:val="76C822CA"/>
+    <w:multiLevelType w:val="hybridMultilevel"/>
+    <w:tmpl w:val="2DE05BB6"/>
+    <w:lvl w:ilvl="0" w:tplc="428EBC60">
       <w:numFmt w:val="bullet"/>
       <w:lvlText w:val="-"/>
       <w:lvlJc w:val="left"/>
@@ -1373,6 +2130,15 @@
     <w:abstractNumId w:val="0"/>
   </w:num>
   <w:num w:numId="2" w16cid:durableId="2104034346">
+    <w:abstractNumId w:val="3"/>
+  </w:num>
+  <w:num w:numId="3" w16cid:durableId="1606156297">
+    <w:abstractNumId w:val="2"/>
+  </w:num>
+  <w:num w:numId="4" w16cid:durableId="1705716342">
+    <w:abstractNumId w:val="4"/>
+  </w:num>
+  <w:num w:numId="5" w16cid:durableId="1251309021">
     <w:abstractNumId w:val="1"/>
   </w:num>
 </w:numbering>

--- a/작업일지/5주차.docx
+++ b/작업일지/5주차.docx
@@ -207,7 +207,6 @@
                 <w:bCs/>
               </w:rPr>
             </w:pPr>
-            <w:proofErr w:type="spellStart"/>
             <w:r>
               <w:rPr>
                 <w:rFonts w:hint="eastAsia"/>
@@ -216,7 +215,6 @@
               </w:rPr>
               <w:t>팀명</w:t>
             </w:r>
-            <w:proofErr w:type="spellEnd"/>
           </w:p>
         </w:tc>
         <w:tc>
@@ -572,21 +570,7 @@
               <w:rPr>
                 <w:rFonts w:hint="eastAsia"/>
               </w:rPr>
-              <w:t xml:space="preserve">- </w:t>
-            </w:r>
-            <w:proofErr w:type="spellStart"/>
-            <w:r>
-              <w:rPr>
-                <w:rFonts w:hint="eastAsia"/>
-              </w:rPr>
-              <w:t>루나책</w:t>
-            </w:r>
-            <w:proofErr w:type="spellEnd"/>
-            <w:r>
-              <w:rPr>
-                <w:rFonts w:hint="eastAsia"/>
-              </w:rPr>
-              <w:t xml:space="preserve"> 6장 정독</w:t>
+              <w:t>- 루나책 6장 정독</w:t>
             </w:r>
           </w:p>
         </w:tc>
@@ -686,21 +670,7 @@
               <w:rPr>
                 <w:rFonts w:hint="eastAsia"/>
               </w:rPr>
-              <w:t xml:space="preserve">구체적인 수치가 포함된 전투 기획서를 작성하였다. 어떤 무기가 우리 게임에 잘 어울릴지, 참고로 한 </w:t>
-            </w:r>
-            <w:proofErr w:type="spellStart"/>
-            <w:r>
-              <w:rPr>
-                <w:rFonts w:hint="eastAsia"/>
-              </w:rPr>
-              <w:t>리썰</w:t>
-            </w:r>
-            <w:proofErr w:type="spellEnd"/>
-            <w:r>
-              <w:rPr>
-                <w:rFonts w:hint="eastAsia"/>
-              </w:rPr>
-              <w:t xml:space="preserve"> 컴퍼니에는 어떤 종류의 무기를 사용하는지 등을 생각하며 작성하였다. </w:t>
+              <w:t xml:space="preserve">구체적인 수치가 포함된 전투 기획서를 작성하였다. 어떤 무기가 우리 게임에 잘 어울릴지, 참고로 한 리썰 컴퍼니에는 어떤 종류의 무기를 사용하는지 등을 생각하며 작성하였다. </w:t>
             </w:r>
           </w:p>
           <w:p>
@@ -758,35 +728,7 @@
               <w:rPr>
                 <w:rFonts w:hint="eastAsia"/>
               </w:rPr>
-              <w:t xml:space="preserve"> </w:t>
-            </w:r>
-            <w:proofErr w:type="spellStart"/>
-            <w:r>
-              <w:rPr>
-                <w:rFonts w:hint="eastAsia"/>
-              </w:rPr>
-              <w:t>MaSu</w:t>
-            </w:r>
-            <w:proofErr w:type="spellEnd"/>
-            <w:r>
-              <w:rPr>
-                <w:rFonts w:hint="eastAsia"/>
-              </w:rPr>
-              <w:t xml:space="preserve"> 때 아이템을 기획하며 아이템들의 </w:t>
-            </w:r>
-            <w:proofErr w:type="spellStart"/>
-            <w:r>
-              <w:rPr>
-                <w:rFonts w:hint="eastAsia"/>
-              </w:rPr>
-              <w:t>스탯</w:t>
-            </w:r>
-            <w:proofErr w:type="spellEnd"/>
-            <w:r>
-              <w:rPr>
-                <w:rFonts w:hint="eastAsia"/>
-              </w:rPr>
-              <w:t xml:space="preserve"> 엑셀 파일을 작성하였던 경험을 바탕으로, 무기의 추가효과와 획득경로, 가격 등 필요할 것으로 예상되는 데이터도 함께 작성하였다.</w:t>
+              <w:t xml:space="preserve"> MaSu 때 아이템을 기획하며 아이템들의 스탯 엑셀 파일을 작성하였던 경험을 바탕으로, 무기의 추가효과와 획득경로, 가격 등 필요할 것으로 예상되는 데이터도 함께 작성하였다.</w:t>
             </w:r>
           </w:p>
           <w:p>
@@ -797,19 +739,11 @@
               <w:rPr>
                 <w:rFonts w:hint="eastAsia"/>
               </w:rPr>
-              <w:t xml:space="preserve">다만, 이전에 </w:t>
-            </w:r>
-            <w:proofErr w:type="spellStart"/>
-            <w:r>
-              <w:rPr>
-                <w:rFonts w:hint="eastAsia"/>
-              </w:rPr>
-              <w:t>지시</w:t>
+              <w:t>다만, 이전에 지시</w:t>
             </w:r>
             <w:r>
               <w:t>받은</w:t>
             </w:r>
-            <w:proofErr w:type="spellEnd"/>
             <w:r>
               <w:rPr>
                 <w:rFonts w:hint="eastAsia"/>
@@ -819,11 +753,6 @@
           </w:p>
           <w:p/>
           <w:p>
-            <w:pPr>
-              <w:rPr>
-                <w:rFonts w:hint="eastAsia"/>
-              </w:rPr>
-            </w:pPr>
             <w:r>
               <w:rPr>
                 <w:rFonts w:hint="eastAsia"/>
@@ -834,30 +763,8 @@
               <w:rPr>
                 <w:rFonts w:hint="eastAsia"/>
               </w:rPr>
-              <w:t xml:space="preserve"> 여러 떠올렸던 아이디어들 중 조금 </w:t>
-            </w:r>
-            <w:proofErr w:type="spellStart"/>
-            <w:r>
-              <w:rPr>
-                <w:rFonts w:hint="eastAsia"/>
-              </w:rPr>
-              <w:t>재밌어보이는</w:t>
-            </w:r>
-            <w:proofErr w:type="spellEnd"/>
-            <w:r>
-              <w:rPr>
-                <w:rFonts w:hint="eastAsia"/>
-              </w:rPr>
-              <w:t xml:space="preserve"> 것을 </w:t>
-            </w:r>
-            <w:proofErr w:type="spellStart"/>
-            <w:r>
-              <w:rPr>
-                <w:rFonts w:hint="eastAsia"/>
-              </w:rPr>
-              <w:t>시각화하였다</w:t>
-            </w:r>
-            <w:proofErr w:type="spellEnd"/>
+              <w:t xml:space="preserve"> 여러 떠올렸던 아이디어들 중 조금 재밌어보이는 것을 시각화하였다</w:t>
+            </w:r>
             <w:r>
               <w:rPr>
                 <w:rFonts w:hint="eastAsia"/>
@@ -1058,9 +965,6 @@
           <w:p>
             <w:pPr>
               <w:jc w:val="right"/>
-              <w:rPr>
-                <w:rFonts w:hint="eastAsia"/>
-              </w:rPr>
             </w:pPr>
             <w:r>
               <w:rPr>
@@ -1071,30 +975,11 @@
           </w:p>
           <w:p/>
           <w:p>
-            <w:pPr>
-              <w:rPr>
-                <w:rFonts w:hint="eastAsia"/>
-              </w:rPr>
-            </w:pPr>
-            <w:r>
-              <w:rPr>
-                <w:rFonts w:hint="eastAsia"/>
-              </w:rPr>
-              <w:t xml:space="preserve">- 반성: 이번 주에는 보다 더 규칙적으로 졸업 작품에 시간을 많이 투자하도록 </w:t>
-            </w:r>
-            <w:proofErr w:type="spellStart"/>
-            <w:r>
-              <w:rPr>
-                <w:rFonts w:hint="eastAsia"/>
-              </w:rPr>
-              <w:t>노력해야겠다</w:t>
-            </w:r>
-            <w:proofErr w:type="spellEnd"/>
-            <w:r>
-              <w:rPr>
-                <w:rFonts w:hint="eastAsia"/>
-              </w:rPr>
-              <w:t>.</w:t>
+            <w:r>
+              <w:rPr>
+                <w:rFonts w:hint="eastAsia"/>
+              </w:rPr>
+              <w:t>- 반성: 이번 주에는 보다 더 규칙적으로 졸업 작품에 시간을 많이 투자하도록 노력해야겠다.</w:t>
             </w:r>
             <w:r>
               <w:rPr>
@@ -1132,7 +1017,118 @@
           <w:tcPr>
             <w:tcW w:w="9214" w:type="dxa"/>
           </w:tcPr>
-          <w:p/>
+          <w:p>
+            <w:r>
+              <w:rPr>
+                <w:rFonts w:hint="eastAsia"/>
+              </w:rPr>
+              <w:t>- 멀티플레이어 이동 동기화를 완료?했다. 코드도 다 짰고, 디버깅하여 값을 확인했을 때도 의도한대로 값이 잘 들어가있긴 했는데, 아직 클라이언트에 플레이어가 그려지지 않는 문제가 해결되지 않아 제대로 확인이 불가능했다. 이 문제가 해결되면 더 자세히 확인해볼 예정이다.</w:t>
+            </w:r>
+          </w:p>
+          <w:p>
+            <w:r>
+              <w:rPr>
+                <w:rFonts w:hint="eastAsia"/>
+              </w:rPr>
+              <w:t>이동 동기화의 내용으로는 클라이언트가 이동을 먼저 하고 그 좌표를 서버에 통보하는 식으로 진행했으며, 서버는 통보받은 좌표를 체크하여 이동 가능, 불가능을 다시 클라이언트에 알리는 방식으로 구성했다.</w:t>
+            </w:r>
+          </w:p>
+          <w:p>
+            <w:r>
+              <w:rPr>
+                <w:rFonts w:hint="eastAsia"/>
+              </w:rPr>
+              <w:t>체크 방식은 아직 플레이어의 스텟 같은 게 제대로 정해진 게 없어서 그냥 임의의 값 이하면 이동 가능으로 설정하였다. 추후, 플레이어의 속력 등을 활용하여 계산할 예정이다.</w:t>
+            </w:r>
+          </w:p>
+          <w:p>
+            <w:pPr>
+              <w:rPr>
+                <w:rFonts w:hint="eastAsia"/>
+              </w:rPr>
+            </w:pPr>
+            <w:r>
+              <w:rPr>
+                <w:rFonts w:hint="eastAsia"/>
+              </w:rPr>
+              <w:t>위와 같은 방식으로 체크하여 이동 가능 시, 클라이언트에게 받은 좌표 값을 저장하고, 그 값을 모든 클라이언트에게 알리고, 이동 불가능 시, 클라이언트에게 받은 좌표 값을 무시하고, 이동 전 좌표를 모든 클라이언트에게 알리도록 하였다.</w:t>
+            </w:r>
+          </w:p>
+          <w:p>
+            <w:r>
+              <w:rPr>
+                <w:rFonts w:hint="eastAsia"/>
+              </w:rPr>
+              <w:t>- 서버 구조 설계는 생각만 해보고 자료화하진 못했다. 사실 생각도 막 서버 구조 설계라고 하기도 민망할 정도의.. 생각만 했다. 넷겜플에서 네트워크 프로그래밍은 구조 설계가 제일 중요하다고 했으니, 다음주에는 꼭 제대로된 설계를 해보고 프로그래밍을 해봐야겠다.</w:t>
+            </w:r>
+          </w:p>
+          <w:p>
+            <w:r>
+              <w:rPr>
+                <w:rFonts w:hint="eastAsia"/>
+              </w:rPr>
+              <w:t>- 서버 코드 정리는 일부분만 진행했다. 지금 코드가 많이 중구난방이라 제대로 정리하려면 아예 뜯어고쳐야 할 것 같아서, 일단 이동 동기화부터 진행했다. 다음주에는 제대로 된 클래스를 만들어서 역할대로 코드를 정리해야겠다. 서버와 클라가 같이 쓸 수 있는 클래스도 있을 것 같아서(Socket같은) 라이브러리용 프로젝트를 하나 만들까 생각중</w:t>
+            </w:r>
+            <w:r>
+              <w:rPr>
+                <w:rFonts w:hint="eastAsia"/>
+              </w:rPr>
+              <w:lastRenderedPageBreak/>
+              <w:t>이다.</w:t>
+            </w:r>
+            <w:r>
+              <w:rPr>
+                <w:rFonts w:hint="eastAsia"/>
+              </w:rPr>
+              <w:t xml:space="preserve"> 그리고 지금 논블로킹 I/O를 WSAPoll을 이용해 구현하는 방식인</w:t>
+            </w:r>
+            <w:r>
+              <w:rPr>
+                <w:rFonts w:hint="eastAsia"/>
+              </w:rPr>
+              <w:t>데(논블로킹 I/O인지 확실치 않음) 실패 시 재시도 하는 등의 send, recv의 논블로킹 처리가 제대로 되지 않았고, send가 제대로 POLLOUT 이벤트를 받고 실행되는 방식이 아니여서 이 부분도 수정이 필요하다. 그냥 논블로킹 I/O 방식 자체도 수정이 필요하고</w:t>
+            </w:r>
+            <w:r>
+              <w:t>…</w:t>
+            </w:r>
+            <w:r>
+              <w:rPr>
+                <w:rFonts w:hint="eastAsia"/>
+              </w:rPr>
+              <w:t>.. 다 고쳐야 한다</w:t>
+            </w:r>
+            <w:r>
+              <w:t>…</w:t>
+            </w:r>
+            <w:r>
+              <w:rPr>
+                <w:rFonts w:hint="eastAsia"/>
+              </w:rPr>
+              <w:t>.. 추후 IOCP로 변경할 것까지 생각해봐야 한다.</w:t>
+            </w:r>
+          </w:p>
+          <w:p>
+            <w:pPr>
+              <w:rPr>
+                <w:rFonts w:hint="eastAsia"/>
+              </w:rPr>
+            </w:pPr>
+            <w:r>
+              <w:rPr>
+                <w:rFonts w:hint="eastAsia"/>
+              </w:rPr>
+              <w:t>-과제도 하고, 복습도 하고, 개인적인 공부도 하고, 프로젝트까지 하려니까 시간이 부족하다. 하루가 48시간이였으면 좋겠다</w:t>
+            </w:r>
+            <w:r>
+              <w:t>………………………</w:t>
+            </w:r>
+            <w:r>
+              <w:rPr>
+                <w:rFonts w:hint="eastAsia"/>
+              </w:rPr>
+              <w:t>.</w:t>
+            </w:r>
+          </w:p>
         </w:tc>
       </w:tr>
       <w:tr>
@@ -1153,6 +1149,7 @@
                 <w:b/>
                 <w:bCs/>
               </w:rPr>
+              <w:lastRenderedPageBreak/>
               <w:t>임채은</w:t>
             </w:r>
           </w:p>
@@ -1182,7 +1179,7 @@
                 <w:noProof/>
               </w:rPr>
               <w:drawing>
-                <wp:inline distT="0" distB="0" distL="0" distR="0" wp14:anchorId="0C9D15E0" wp14:editId="0D93FEF1">
+                <wp:inline distT="0" distB="0" distL="0" distR="0" wp14:anchorId="0C9D15E0" wp14:editId="394DA330">
                   <wp:extent cx="2926080" cy="2305972"/>
                   <wp:effectExtent l="0" t="0" r="7620" b="0"/>
                   <wp:docPr id="1465709236" name="그림 2"/>
@@ -1239,65 +1236,7 @@
               <w:rPr>
                 <w:rFonts w:hint="eastAsia"/>
               </w:rPr>
-              <w:t xml:space="preserve">- 기존에 </w:t>
-            </w:r>
-            <w:proofErr w:type="spellStart"/>
-            <w:r>
-              <w:rPr>
-                <w:rFonts w:hint="eastAsia"/>
-              </w:rPr>
-              <w:t>CGameFramework</w:t>
-            </w:r>
-            <w:proofErr w:type="spellEnd"/>
-            <w:r>
-              <w:rPr>
-                <w:rFonts w:hint="eastAsia"/>
-              </w:rPr>
-              <w:t xml:space="preserve">에서 player 변수를 1개 가지고 있어서 서버 연동을 통해 여러 명의 player가 그려지지 않는 문제가 있어서, 저번 주에 player를 벡터로 관리하도록 수정하고 CreatePlayer() 함수를 생성했다. 그런데 수영이가 서버에서 플레이어를 생성했는데 렌더링이 되지 않는다고 했다. 분명 </w:t>
-            </w:r>
-            <w:proofErr w:type="spellStart"/>
-            <w:proofErr w:type="gramStart"/>
-            <w:r>
-              <w:rPr>
-                <w:rFonts w:hint="eastAsia"/>
-              </w:rPr>
-              <w:t>CGameFramework</w:t>
-            </w:r>
-            <w:proofErr w:type="spellEnd"/>
-            <w:r>
-              <w:rPr>
-                <w:rFonts w:hint="eastAsia"/>
-              </w:rPr>
-              <w:t>::</w:t>
-            </w:r>
-            <w:proofErr w:type="spellStart"/>
-            <w:proofErr w:type="gramEnd"/>
-            <w:r>
-              <w:rPr>
-                <w:rFonts w:hint="eastAsia"/>
-              </w:rPr>
-              <w:t>FrameAdvance</w:t>
-            </w:r>
-            <w:proofErr w:type="spellEnd"/>
-            <w:r>
-              <w:rPr>
-                <w:rFonts w:hint="eastAsia"/>
-              </w:rPr>
-              <w:t xml:space="preserve">() 함수에서 플레이어의 벡터를 for문으로 렌더링하도록 했는데, 화요일에 플레이어 큐브 색 바꾸면서 이 문제도 </w:t>
-            </w:r>
-            <w:proofErr w:type="spellStart"/>
-            <w:r>
-              <w:rPr>
-                <w:rFonts w:hint="eastAsia"/>
-              </w:rPr>
-              <w:t>해결해야겠다</w:t>
-            </w:r>
-            <w:proofErr w:type="spellEnd"/>
-            <w:r>
-              <w:rPr>
-                <w:rFonts w:hint="eastAsia"/>
-              </w:rPr>
-              <w:t xml:space="preserve">. </w:t>
+              <w:t xml:space="preserve">- 기존에 CGameFramework에서 player 변수를 1개 가지고 있어서 서버 연동을 통해 여러 명의 player가 그려지지 않는 문제가 있어서, 저번 주에 player를 벡터로 관리하도록 수정하고 CreatePlayer() 함수를 생성했다. 그런데 수영이가 서버에서 플레이어를 생성했는데 렌더링이 되지 않는다고 했다. 분명 CGameFramework::FrameAdvance() 함수에서 플레이어의 벡터를 for문으로 렌더링하도록 했는데, 화요일에 플레이어 큐브 색 바꾸면서 이 문제도 해결해야겠다. </w:t>
             </w:r>
           </w:p>
           <w:p>
@@ -1308,145 +1247,8 @@
               <w:rPr>
                 <w:rFonts w:hint="eastAsia"/>
               </w:rPr>
-              <w:lastRenderedPageBreak/>
-              <w:t xml:space="preserve">- </w:t>
-            </w:r>
-            <w:proofErr w:type="spellStart"/>
-            <w:r>
-              <w:rPr>
-                <w:rFonts w:hint="eastAsia"/>
-              </w:rPr>
-              <w:t>CreatePlayer</w:t>
-            </w:r>
-            <w:proofErr w:type="spellEnd"/>
-            <w:r>
-              <w:rPr>
-                <w:rFonts w:hint="eastAsia"/>
-              </w:rPr>
-              <w:t>() 함수를 클라이언트에서(</w:t>
-            </w:r>
-            <w:proofErr w:type="spellStart"/>
-            <w:proofErr w:type="gramStart"/>
-            <w:r>
-              <w:rPr>
-                <w:rFonts w:hint="eastAsia"/>
-              </w:rPr>
-              <w:t>CGameFramework</w:t>
-            </w:r>
-            <w:proofErr w:type="spellEnd"/>
-            <w:r>
-              <w:rPr>
-                <w:rFonts w:hint="eastAsia"/>
-              </w:rPr>
-              <w:t>::</w:t>
-            </w:r>
-            <w:proofErr w:type="spellStart"/>
-            <w:proofErr w:type="gramEnd"/>
-            <w:r>
-              <w:rPr>
-                <w:rFonts w:hint="eastAsia"/>
-              </w:rPr>
-              <w:t>BuildObjects</w:t>
-            </w:r>
-            <w:proofErr w:type="spellEnd"/>
-            <w:r>
-              <w:rPr>
-                <w:rFonts w:hint="eastAsia"/>
-              </w:rPr>
-              <w:t xml:space="preserve">()에서) 두 번 호출하면 플레이어 두 개가 잘 그려지는데, 서버에서 </w:t>
-            </w:r>
-            <w:proofErr w:type="spellStart"/>
-            <w:r>
-              <w:rPr>
-                <w:rFonts w:hint="eastAsia"/>
-              </w:rPr>
-              <w:t>CreatePlayer</w:t>
-            </w:r>
-            <w:proofErr w:type="spellEnd"/>
-            <w:r>
-              <w:rPr>
-                <w:rFonts w:hint="eastAsia"/>
-              </w:rPr>
-              <w:t>()</w:t>
-            </w:r>
-            <w:proofErr w:type="spellStart"/>
-            <w:r>
-              <w:rPr>
-                <w:rFonts w:hint="eastAsia"/>
-              </w:rPr>
-              <w:t>를</w:t>
-            </w:r>
-            <w:proofErr w:type="spellEnd"/>
-            <w:r>
-              <w:rPr>
-                <w:rFonts w:hint="eastAsia"/>
-              </w:rPr>
-              <w:t xml:space="preserve"> 호출하면 </w:t>
-            </w:r>
-            <w:proofErr w:type="spellStart"/>
-            <w:r>
-              <w:rPr>
-                <w:rFonts w:hint="eastAsia"/>
-              </w:rPr>
-              <w:t>m_pPlayers</w:t>
-            </w:r>
-            <w:proofErr w:type="spellEnd"/>
-            <w:r>
-              <w:rPr>
-                <w:rFonts w:hint="eastAsia"/>
-              </w:rPr>
-              <w:t xml:space="preserve"> 벡터에는 값이 잘 들어가는데 렌더링이 되지 않는다. 몇 시간 동안 코드를 계속 수정해봤는데도 다른 플레이어가 그려지지 않아서 교수님께 여쭤봐야 될 것 같다. 추측하는 건 </w:t>
-            </w:r>
-            <w:proofErr w:type="spellStart"/>
-            <w:r>
-              <w:rPr>
-                <w:rFonts w:hint="eastAsia"/>
-              </w:rPr>
-              <w:t>BuildObjects</w:t>
-            </w:r>
-            <w:proofErr w:type="spellEnd"/>
-            <w:r>
-              <w:rPr>
-                <w:rFonts w:hint="eastAsia"/>
-              </w:rPr>
-              <w:t xml:space="preserve">() 안에서 </w:t>
-            </w:r>
-            <w:proofErr w:type="spellStart"/>
-            <w:r>
-              <w:rPr>
-                <w:rFonts w:hint="eastAsia"/>
-              </w:rPr>
-              <w:t>CreatePlayer</w:t>
-            </w:r>
-            <w:proofErr w:type="spellEnd"/>
-            <w:r>
-              <w:rPr>
-                <w:rFonts w:hint="eastAsia"/>
-              </w:rPr>
-              <w:t>()</w:t>
-            </w:r>
-            <w:proofErr w:type="spellStart"/>
-            <w:r>
-              <w:rPr>
-                <w:rFonts w:hint="eastAsia"/>
-              </w:rPr>
-              <w:t>를</w:t>
-            </w:r>
-            <w:proofErr w:type="spellEnd"/>
-            <w:r>
-              <w:rPr>
-                <w:rFonts w:hint="eastAsia"/>
-              </w:rPr>
-              <w:t xml:space="preserve"> 호출하지 않아서 생기는 문제인 것 같은데, 그럼 서버에서 생성하는 플레이어는 어떻게 그려야 하는 </w:t>
-            </w:r>
-            <w:proofErr w:type="gramStart"/>
-            <w:r>
-              <w:rPr>
-                <w:rFonts w:hint="eastAsia"/>
-              </w:rPr>
-              <w:t>걸까..</w:t>
-            </w:r>
-            <w:proofErr w:type="gramEnd"/>
+              <w:t>- CreatePlayer() 함수를 클라이언트에서(CGameFramework::BuildObjects()에서) 두 번 호출하면 플레이어 두 개가 잘 그려지는데, 서버에서 CreatePlayer()를 호출하면 m_pPlayers 벡터에는 값이 잘 들어가는데 렌더링이 되지 않는다. 몇 시간 동안 코드를 계속 수정해봤는데도 다른 플레이어가 그려지지 않아서 교수님께 여쭤봐야 될 것 같다. 추측하는 건 BuildObjects() 안에서 CreatePlayer()를 호출하지 않아서 생기는 문제인 것 같은데, 그럼 서버에서 생성하는 플레이어는 어떻게 그려야 하는 걸까..</w:t>
+            </w:r>
           </w:p>
           <w:p>
             <w:pPr>
@@ -1461,35 +1263,7 @@
               <w:rPr>
                 <w:rFonts w:hint="eastAsia"/>
               </w:rPr>
-              <w:t xml:space="preserve">- </w:t>
-            </w:r>
-            <w:proofErr w:type="spellStart"/>
-            <w:r>
-              <w:rPr>
-                <w:rFonts w:hint="eastAsia"/>
-              </w:rPr>
-              <w:t>루나책</w:t>
-            </w:r>
-            <w:proofErr w:type="spellEnd"/>
-            <w:r>
-              <w:rPr>
-                <w:rFonts w:hint="eastAsia"/>
-              </w:rPr>
-              <w:t xml:space="preserve"> 6장(p.241~316)을 p.280까지 </w:t>
-            </w:r>
-            <w:proofErr w:type="spellStart"/>
-            <w:r>
-              <w:rPr>
-                <w:rFonts w:hint="eastAsia"/>
-              </w:rPr>
-              <w:t>정독했다</w:t>
-            </w:r>
-            <w:proofErr w:type="spellEnd"/>
-            <w:r>
-              <w:rPr>
-                <w:rFonts w:hint="eastAsia"/>
-              </w:rPr>
-              <w:t>. 3DGP2도 같이 병행하려면 빨리빨리 공부해야 되는데..</w:t>
+              <w:t>- 루나책 6장(p.241~316)을 p.280까지 정독했다. 3DGP2도 같이 병행하려면 빨리빨리 공부해야 되는데..</w:t>
             </w:r>
           </w:p>
         </w:tc>
@@ -1791,6 +1565,118 @@
     </w:lvl>
   </w:abstractNum>
   <w:abstractNum w:abstractNumId="2" w15:restartNumberingAfterBreak="0">
+    <w:nsid w:val="2FB3106D"/>
+    <w:multiLevelType w:val="hybridMultilevel"/>
+    <w:tmpl w:val="56CC367C"/>
+    <w:lvl w:ilvl="0" w:tplc="C7F4761A">
+      <w:numFmt w:val="bullet"/>
+      <w:lvlText w:val="-"/>
+      <w:lvlJc w:val="left"/>
+      <w:pPr>
+        <w:ind w:left="800" w:hanging="360"/>
+      </w:pPr>
+      <w:rPr>
+        <w:rFonts w:ascii="맑은 고딕" w:eastAsia="맑은 고딕" w:hAnsi="맑은 고딕" w:cstheme="minorBidi" w:hint="eastAsia"/>
+      </w:rPr>
+    </w:lvl>
+    <w:lvl w:ilvl="1" w:tplc="04090003" w:tentative="1">
+      <w:start w:val="1"/>
+      <w:numFmt w:val="bullet"/>
+      <w:lvlText w:val=""/>
+      <w:lvlJc w:val="left"/>
+      <w:pPr>
+        <w:ind w:left="1320" w:hanging="440"/>
+      </w:pPr>
+      <w:rPr>
+        <w:rFonts w:ascii="Wingdings" w:hAnsi="Wingdings" w:hint="default"/>
+      </w:rPr>
+    </w:lvl>
+    <w:lvl w:ilvl="2" w:tplc="04090005" w:tentative="1">
+      <w:start w:val="1"/>
+      <w:numFmt w:val="bullet"/>
+      <w:lvlText w:val=""/>
+      <w:lvlJc w:val="left"/>
+      <w:pPr>
+        <w:ind w:left="1760" w:hanging="440"/>
+      </w:pPr>
+      <w:rPr>
+        <w:rFonts w:ascii="Wingdings" w:hAnsi="Wingdings" w:hint="default"/>
+      </w:rPr>
+    </w:lvl>
+    <w:lvl w:ilvl="3" w:tplc="04090001" w:tentative="1">
+      <w:start w:val="1"/>
+      <w:numFmt w:val="bullet"/>
+      <w:lvlText w:val=""/>
+      <w:lvlJc w:val="left"/>
+      <w:pPr>
+        <w:ind w:left="2200" w:hanging="440"/>
+      </w:pPr>
+      <w:rPr>
+        <w:rFonts w:ascii="Wingdings" w:hAnsi="Wingdings" w:hint="default"/>
+      </w:rPr>
+    </w:lvl>
+    <w:lvl w:ilvl="4" w:tplc="04090003" w:tentative="1">
+      <w:start w:val="1"/>
+      <w:numFmt w:val="bullet"/>
+      <w:lvlText w:val=""/>
+      <w:lvlJc w:val="left"/>
+      <w:pPr>
+        <w:ind w:left="2640" w:hanging="440"/>
+      </w:pPr>
+      <w:rPr>
+        <w:rFonts w:ascii="Wingdings" w:hAnsi="Wingdings" w:hint="default"/>
+      </w:rPr>
+    </w:lvl>
+    <w:lvl w:ilvl="5" w:tplc="04090005" w:tentative="1">
+      <w:start w:val="1"/>
+      <w:numFmt w:val="bullet"/>
+      <w:lvlText w:val=""/>
+      <w:lvlJc w:val="left"/>
+      <w:pPr>
+        <w:ind w:left="3080" w:hanging="440"/>
+      </w:pPr>
+      <w:rPr>
+        <w:rFonts w:ascii="Wingdings" w:hAnsi="Wingdings" w:hint="default"/>
+      </w:rPr>
+    </w:lvl>
+    <w:lvl w:ilvl="6" w:tplc="04090001" w:tentative="1">
+      <w:start w:val="1"/>
+      <w:numFmt w:val="bullet"/>
+      <w:lvlText w:val=""/>
+      <w:lvlJc w:val="left"/>
+      <w:pPr>
+        <w:ind w:left="3520" w:hanging="440"/>
+      </w:pPr>
+      <w:rPr>
+        <w:rFonts w:ascii="Wingdings" w:hAnsi="Wingdings" w:hint="default"/>
+      </w:rPr>
+    </w:lvl>
+    <w:lvl w:ilvl="7" w:tplc="04090003" w:tentative="1">
+      <w:start w:val="1"/>
+      <w:numFmt w:val="bullet"/>
+      <w:lvlText w:val=""/>
+      <w:lvlJc w:val="left"/>
+      <w:pPr>
+        <w:ind w:left="3960" w:hanging="440"/>
+      </w:pPr>
+      <w:rPr>
+        <w:rFonts w:ascii="Wingdings" w:hAnsi="Wingdings" w:hint="default"/>
+      </w:rPr>
+    </w:lvl>
+    <w:lvl w:ilvl="8" w:tplc="04090005" w:tentative="1">
+      <w:start w:val="1"/>
+      <w:numFmt w:val="bullet"/>
+      <w:lvlText w:val=""/>
+      <w:lvlJc w:val="left"/>
+      <w:pPr>
+        <w:ind w:left="4400" w:hanging="440"/>
+      </w:pPr>
+      <w:rPr>
+        <w:rFonts w:ascii="Wingdings" w:hAnsi="Wingdings" w:hint="default"/>
+      </w:rPr>
+    </w:lvl>
+  </w:abstractNum>
+  <w:abstractNum w:abstractNumId="3" w15:restartNumberingAfterBreak="0">
     <w:nsid w:val="4EAB36A3"/>
     <w:multiLevelType w:val="hybridMultilevel"/>
     <w:tmpl w:val="D9FE7852"/>
@@ -1902,7 +1788,7 @@
       </w:rPr>
     </w:lvl>
   </w:abstractNum>
-  <w:abstractNum w:abstractNumId="3" w15:restartNumberingAfterBreak="0">
+  <w:abstractNum w:abstractNumId="4" w15:restartNumberingAfterBreak="0">
     <w:nsid w:val="6CBA71F4"/>
     <w:multiLevelType w:val="hybridMultilevel"/>
     <w:tmpl w:val="59DEFE3E"/>
@@ -2014,7 +1900,7 @@
       </w:rPr>
     </w:lvl>
   </w:abstractNum>
-  <w:abstractNum w:abstractNumId="4" w15:restartNumberingAfterBreak="0">
+  <w:abstractNum w:abstractNumId="5" w15:restartNumberingAfterBreak="0">
     <w:nsid w:val="76C822CA"/>
     <w:multiLevelType w:val="hybridMultilevel"/>
     <w:tmpl w:val="2DE05BB6"/>
@@ -2130,16 +2016,19 @@
     <w:abstractNumId w:val="0"/>
   </w:num>
   <w:num w:numId="2" w16cid:durableId="2104034346">
+    <w:abstractNumId w:val="4"/>
+  </w:num>
+  <w:num w:numId="3" w16cid:durableId="1606156297">
     <w:abstractNumId w:val="3"/>
   </w:num>
-  <w:num w:numId="3" w16cid:durableId="1606156297">
-    <w:abstractNumId w:val="2"/>
-  </w:num>
   <w:num w:numId="4" w16cid:durableId="1705716342">
-    <w:abstractNumId w:val="4"/>
+    <w:abstractNumId w:val="5"/>
   </w:num>
   <w:num w:numId="5" w16cid:durableId="1251309021">
     <w:abstractNumId w:val="1"/>
+  </w:num>
+  <w:num w:numId="6" w16cid:durableId="1468472290">
+    <w:abstractNumId w:val="2"/>
   </w:num>
 </w:numbering>
 </file>

--- a/작업일지/5주차.docx
+++ b/작업일지/5주차.docx
@@ -207,6 +207,7 @@
                 <w:bCs/>
               </w:rPr>
             </w:pPr>
+            <w:proofErr w:type="spellStart"/>
             <w:r>
               <w:rPr>
                 <w:rFonts w:hint="eastAsia"/>
@@ -215,6 +216,7 @@
               </w:rPr>
               <w:t>팀명</w:t>
             </w:r>
+            <w:proofErr w:type="spellEnd"/>
           </w:p>
         </w:tc>
         <w:tc>
@@ -284,7 +286,21 @@
               <w:rPr>
                 <w:rFonts w:hint="eastAsia"/>
               </w:rPr>
-              <w:t xml:space="preserve"> 윤이하나(기획, </w:t>
+              <w:t xml:space="preserve"> </w:t>
+            </w:r>
+            <w:proofErr w:type="spellStart"/>
+            <w:r>
+              <w:rPr>
+                <w:rFonts w:hint="eastAsia"/>
+              </w:rPr>
+              <w:t>윤이하나</w:t>
+            </w:r>
+            <w:proofErr w:type="spellEnd"/>
+            <w:r>
+              <w:rPr>
+                <w:rFonts w:hint="eastAsia"/>
+              </w:rPr>
+              <w:t xml:space="preserve">(기획, </w:t>
             </w:r>
             <w:r>
               <w:rPr>
@@ -321,7 +337,21 @@
               <w:rPr>
                 <w:rFonts w:hint="eastAsia"/>
               </w:rPr>
-              <w:t>2022182035 임채은(클라/서버)</w:t>
+              <w:t xml:space="preserve">2022182035 </w:t>
+            </w:r>
+            <w:proofErr w:type="spellStart"/>
+            <w:r>
+              <w:rPr>
+                <w:rFonts w:hint="eastAsia"/>
+              </w:rPr>
+              <w:t>임채은</w:t>
+            </w:r>
+            <w:proofErr w:type="spellEnd"/>
+            <w:r>
+              <w:rPr>
+                <w:rFonts w:hint="eastAsia"/>
+              </w:rPr>
+              <w:t>(클라/서버)</w:t>
             </w:r>
           </w:p>
         </w:tc>
@@ -377,7 +407,27 @@
           <w:tcPr>
             <w:tcW w:w="10485" w:type="dxa"/>
           </w:tcPr>
-          <w:p/>
+          <w:p>
+            <w:pPr>
+              <w:rPr>
+                <w:rFonts w:hint="eastAsia"/>
+              </w:rPr>
+            </w:pPr>
+            <w:r>
+              <w:rPr>
+                <w:rFonts w:hint="eastAsia"/>
+              </w:rPr>
+              <w:t xml:space="preserve">- 개강 이슈로 이번 주차 회의 </w:t>
+            </w:r>
+            <w:proofErr w:type="spellStart"/>
+            <w:r>
+              <w:rPr>
+                <w:rFonts w:hint="eastAsia"/>
+              </w:rPr>
+              <w:t>스킵</w:t>
+            </w:r>
+            <w:proofErr w:type="spellEnd"/>
+          </w:p>
         </w:tc>
       </w:tr>
     </w:tbl>
@@ -428,6 +478,7 @@
                 <w:bCs/>
               </w:rPr>
             </w:pPr>
+            <w:proofErr w:type="spellStart"/>
             <w:r>
               <w:rPr>
                 <w:rFonts w:hint="eastAsia"/>
@@ -436,6 +487,7 @@
               </w:rPr>
               <w:t>윤이하나</w:t>
             </w:r>
+            <w:proofErr w:type="spellEnd"/>
           </w:p>
         </w:tc>
         <w:tc>
@@ -543,6 +595,7 @@
                 <w:bCs/>
               </w:rPr>
             </w:pPr>
+            <w:proofErr w:type="spellStart"/>
             <w:r>
               <w:rPr>
                 <w:rFonts w:hint="eastAsia"/>
@@ -551,6 +604,7 @@
               </w:rPr>
               <w:t>임채은</w:t>
             </w:r>
+            <w:proofErr w:type="spellEnd"/>
           </w:p>
         </w:tc>
         <w:tc>
@@ -570,7 +624,21 @@
               <w:rPr>
                 <w:rFonts w:hint="eastAsia"/>
               </w:rPr>
-              <w:t>- 루나책 6장 정독</w:t>
+              <w:t xml:space="preserve">- </w:t>
+            </w:r>
+            <w:proofErr w:type="spellStart"/>
+            <w:r>
+              <w:rPr>
+                <w:rFonts w:hint="eastAsia"/>
+              </w:rPr>
+              <w:t>루나책</w:t>
+            </w:r>
+            <w:proofErr w:type="spellEnd"/>
+            <w:r>
+              <w:rPr>
+                <w:rFonts w:hint="eastAsia"/>
+              </w:rPr>
+              <w:t xml:space="preserve"> 6장 정독</w:t>
             </w:r>
           </w:p>
         </w:tc>
@@ -615,6 +683,7 @@
                 <w:bCs/>
               </w:rPr>
             </w:pPr>
+            <w:proofErr w:type="spellStart"/>
             <w:r>
               <w:rPr>
                 <w:rFonts w:hint="eastAsia"/>
@@ -623,6 +692,7 @@
               </w:rPr>
               <w:t>윤이하나</w:t>
             </w:r>
+            <w:proofErr w:type="spellEnd"/>
           </w:p>
         </w:tc>
         <w:tc>
@@ -670,7 +740,21 @@
               <w:rPr>
                 <w:rFonts w:hint="eastAsia"/>
               </w:rPr>
-              <w:t xml:space="preserve">구체적인 수치가 포함된 전투 기획서를 작성하였다. 어떤 무기가 우리 게임에 잘 어울릴지, 참고로 한 리썰 컴퍼니에는 어떤 종류의 무기를 사용하는지 등을 생각하며 작성하였다. </w:t>
+              <w:t xml:space="preserve">구체적인 수치가 포함된 전투 기획서를 작성하였다. 어떤 무기가 우리 게임에 잘 어울릴지, 참고로 한 </w:t>
+            </w:r>
+            <w:proofErr w:type="spellStart"/>
+            <w:r>
+              <w:rPr>
+                <w:rFonts w:hint="eastAsia"/>
+              </w:rPr>
+              <w:t>리썰</w:t>
+            </w:r>
+            <w:proofErr w:type="spellEnd"/>
+            <w:r>
+              <w:rPr>
+                <w:rFonts w:hint="eastAsia"/>
+              </w:rPr>
+              <w:t xml:space="preserve"> 컴퍼니에는 어떤 종류의 무기를 사용하는지 등을 생각하며 작성하였다. </w:t>
             </w:r>
           </w:p>
           <w:p>
@@ -728,7 +812,35 @@
               <w:rPr>
                 <w:rFonts w:hint="eastAsia"/>
               </w:rPr>
-              <w:t xml:space="preserve"> MaSu 때 아이템을 기획하며 아이템들의 스탯 엑셀 파일을 작성하였던 경험을 바탕으로, 무기의 추가효과와 획득경로, 가격 등 필요할 것으로 예상되는 데이터도 함께 작성하였다.</w:t>
+              <w:t xml:space="preserve"> </w:t>
+            </w:r>
+            <w:proofErr w:type="spellStart"/>
+            <w:r>
+              <w:rPr>
+                <w:rFonts w:hint="eastAsia"/>
+              </w:rPr>
+              <w:t>MaSu</w:t>
+            </w:r>
+            <w:proofErr w:type="spellEnd"/>
+            <w:r>
+              <w:rPr>
+                <w:rFonts w:hint="eastAsia"/>
+              </w:rPr>
+              <w:t xml:space="preserve"> 때 아이템을 기획하며 아이템들의 </w:t>
+            </w:r>
+            <w:proofErr w:type="spellStart"/>
+            <w:r>
+              <w:rPr>
+                <w:rFonts w:hint="eastAsia"/>
+              </w:rPr>
+              <w:t>스탯</w:t>
+            </w:r>
+            <w:proofErr w:type="spellEnd"/>
+            <w:r>
+              <w:rPr>
+                <w:rFonts w:hint="eastAsia"/>
+              </w:rPr>
+              <w:t xml:space="preserve"> 엑셀 파일을 작성하였던 경험을 바탕으로, 무기의 추가효과와 획득경로, 가격 등 필요할 것으로 예상되는 데이터도 함께 작성하였다.</w:t>
             </w:r>
           </w:p>
           <w:p>
@@ -739,11 +851,19 @@
               <w:rPr>
                 <w:rFonts w:hint="eastAsia"/>
               </w:rPr>
-              <w:t>다만, 이전에 지시</w:t>
+              <w:t xml:space="preserve">다만, 이전에 </w:t>
+            </w:r>
+            <w:proofErr w:type="spellStart"/>
+            <w:r>
+              <w:rPr>
+                <w:rFonts w:hint="eastAsia"/>
+              </w:rPr>
+              <w:t>지시</w:t>
             </w:r>
             <w:r>
               <w:t>받은</w:t>
             </w:r>
+            <w:proofErr w:type="spellEnd"/>
             <w:r>
               <w:rPr>
                 <w:rFonts w:hint="eastAsia"/>
@@ -763,8 +883,30 @@
               <w:rPr>
                 <w:rFonts w:hint="eastAsia"/>
               </w:rPr>
-              <w:t xml:space="preserve"> 여러 떠올렸던 아이디어들 중 조금 재밌어보이는 것을 시각화하였다</w:t>
-            </w:r>
+              <w:t xml:space="preserve"> 여러 떠올렸던 아이디어들 중 조금 </w:t>
+            </w:r>
+            <w:proofErr w:type="spellStart"/>
+            <w:r>
+              <w:rPr>
+                <w:rFonts w:hint="eastAsia"/>
+              </w:rPr>
+              <w:t>재밌어보이는</w:t>
+            </w:r>
+            <w:proofErr w:type="spellEnd"/>
+            <w:r>
+              <w:rPr>
+                <w:rFonts w:hint="eastAsia"/>
+              </w:rPr>
+              <w:t xml:space="preserve"> 것을 </w:t>
+            </w:r>
+            <w:proofErr w:type="spellStart"/>
+            <w:r>
+              <w:rPr>
+                <w:rFonts w:hint="eastAsia"/>
+              </w:rPr>
+              <w:t>시각화하였다</w:t>
+            </w:r>
+            <w:proofErr w:type="spellEnd"/>
             <w:r>
               <w:rPr>
                 <w:rFonts w:hint="eastAsia"/>
@@ -979,7 +1121,21 @@
               <w:rPr>
                 <w:rFonts w:hint="eastAsia"/>
               </w:rPr>
-              <w:t>- 반성: 이번 주에는 보다 더 규칙적으로 졸업 작품에 시간을 많이 투자하도록 노력해야겠다.</w:t>
+              <w:t xml:space="preserve">- 반성: 이번 주에는 보다 더 규칙적으로 졸업 작품에 시간을 많이 투자하도록 </w:t>
+            </w:r>
+            <w:proofErr w:type="spellStart"/>
+            <w:r>
+              <w:rPr>
+                <w:rFonts w:hint="eastAsia"/>
+              </w:rPr>
+              <w:t>노력해야겠다</w:t>
+            </w:r>
+            <w:proofErr w:type="spellEnd"/>
+            <w:r>
+              <w:rPr>
+                <w:rFonts w:hint="eastAsia"/>
+              </w:rPr>
+              <w:t>.</w:t>
             </w:r>
             <w:r>
               <w:rPr>
@@ -1022,31 +1178,68 @@
               <w:rPr>
                 <w:rFonts w:hint="eastAsia"/>
               </w:rPr>
-              <w:t>- 멀티플레이어 이동 동기화를 완료?했다. 코드도 다 짰고, 디버깅하여 값을 확인했을 때도 의도한대로 값이 잘 들어가있긴 했는데, 아직 클라이언트에 플레이어가 그려지지 않는 문제가 해결되지 않아 제대로 확인이 불가능했다. 이 문제가 해결되면 더 자세히 확인해볼 예정이다.</w:t>
-            </w:r>
-          </w:p>
-          <w:p>
-            <w:r>
-              <w:rPr>
-                <w:rFonts w:hint="eastAsia"/>
-              </w:rPr>
-              <w:t>이동 동기화의 내용으로는 클라이언트가 이동을 먼저 하고 그 좌표를 서버에 통보하는 식으로 진행했으며, 서버는 통보받은 좌표를 체크하여 이동 가능, 불가능을 다시 클라이언트에 알리는 방식으로 구성했다.</w:t>
-            </w:r>
-          </w:p>
-          <w:p>
-            <w:r>
-              <w:rPr>
-                <w:rFonts w:hint="eastAsia"/>
-              </w:rPr>
-              <w:t>체크 방식은 아직 플레이어의 스텟 같은 게 제대로 정해진 게 없어서 그냥 임의의 값 이하면 이동 가능으로 설정하였다. 추후, 플레이어의 속력 등을 활용하여 계산할 예정이다.</w:t>
-            </w:r>
-          </w:p>
-          <w:p>
-            <w:pPr>
-              <w:rPr>
-                <w:rFonts w:hint="eastAsia"/>
-              </w:rPr>
-            </w:pPr>
+              <w:t xml:space="preserve">- 멀티플레이어 이동 동기화를 완료?했다. 코드도 다 짰고, 디버깅하여 값을 확인했을 때도 의도한대로 값이 잘 </w:t>
+            </w:r>
+            <w:proofErr w:type="spellStart"/>
+            <w:r>
+              <w:rPr>
+                <w:rFonts w:hint="eastAsia"/>
+              </w:rPr>
+              <w:t>들어가있긴</w:t>
+            </w:r>
+            <w:proofErr w:type="spellEnd"/>
+            <w:r>
+              <w:rPr>
+                <w:rFonts w:hint="eastAsia"/>
+              </w:rPr>
+              <w:t xml:space="preserve"> 했는데, 아직 클라이언트에 플레이어가 그려지지 않는 문제가 해결되지 않아 제대로 확인이 불가능했다. 이 문제가 해결되면 더 자세히 확인해볼 예정이다.</w:t>
+            </w:r>
+          </w:p>
+          <w:p>
+            <w:r>
+              <w:rPr>
+                <w:rFonts w:hint="eastAsia"/>
+              </w:rPr>
+              <w:t xml:space="preserve">이동 동기화의 내용으로는 클라이언트가 이동을 먼저 하고 그 좌표를 서버에 통보하는 식으로 진행했으며, 서버는 </w:t>
+            </w:r>
+            <w:proofErr w:type="spellStart"/>
+            <w:r>
+              <w:rPr>
+                <w:rFonts w:hint="eastAsia"/>
+              </w:rPr>
+              <w:t>통보받은</w:t>
+            </w:r>
+            <w:proofErr w:type="spellEnd"/>
+            <w:r>
+              <w:rPr>
+                <w:rFonts w:hint="eastAsia"/>
+              </w:rPr>
+              <w:t xml:space="preserve"> 좌표를 체크하여 이동 가능, 불가능을 다시 클라이언트에 알리는 방식으로 구성했다.</w:t>
+            </w:r>
+          </w:p>
+          <w:p>
+            <w:r>
+              <w:rPr>
+                <w:rFonts w:hint="eastAsia"/>
+              </w:rPr>
+              <w:t xml:space="preserve">체크 방식은 아직 플레이어의 </w:t>
+            </w:r>
+            <w:proofErr w:type="spellStart"/>
+            <w:r>
+              <w:rPr>
+                <w:rFonts w:hint="eastAsia"/>
+              </w:rPr>
+              <w:t>스텟</w:t>
+            </w:r>
+            <w:proofErr w:type="spellEnd"/>
+            <w:r>
+              <w:rPr>
+                <w:rFonts w:hint="eastAsia"/>
+              </w:rPr>
+              <w:t xml:space="preserve"> 같은 게 제대로 정해진 게 없어서 그냥 임의의 값 이하면 이동 가능으로 설정하였다. 추후, 플레이어의 속력 등을 활용하여 계산할 예정이다.</w:t>
+            </w:r>
+          </w:p>
+          <w:p>
             <w:r>
               <w:rPr>
                 <w:rFonts w:hint="eastAsia"/>
@@ -1059,34 +1252,216 @@
               <w:rPr>
                 <w:rFonts w:hint="eastAsia"/>
               </w:rPr>
-              <w:t>- 서버 구조 설계는 생각만 해보고 자료화하진 못했다. 사실 생각도 막 서버 구조 설계라고 하기도 민망할 정도의.. 생각만 했다. 넷겜플에서 네트워크 프로그래밍은 구조 설계가 제일 중요하다고 했으니, 다음주에는 꼭 제대로된 설계를 해보고 프로그래밍을 해봐야겠다.</w:t>
-            </w:r>
-          </w:p>
-          <w:p>
-            <w:r>
-              <w:rPr>
-                <w:rFonts w:hint="eastAsia"/>
-              </w:rPr>
-              <w:t>- 서버 코드 정리는 일부분만 진행했다. 지금 코드가 많이 중구난방이라 제대로 정리하려면 아예 뜯어고쳐야 할 것 같아서, 일단 이동 동기화부터 진행했다. 다음주에는 제대로 된 클래스를 만들어서 역할대로 코드를 정리해야겠다. 서버와 클라가 같이 쓸 수 있는 클래스도 있을 것 같아서(Socket같은) 라이브러리용 프로젝트를 하나 만들까 생각중</w:t>
+              <w:t xml:space="preserve">- 서버 구조 설계는 생각만 해보고 </w:t>
+            </w:r>
+            <w:proofErr w:type="spellStart"/>
+            <w:r>
+              <w:rPr>
+                <w:rFonts w:hint="eastAsia"/>
+              </w:rPr>
+              <w:t>자료화하진</w:t>
+            </w:r>
+            <w:proofErr w:type="spellEnd"/>
+            <w:r>
+              <w:rPr>
+                <w:rFonts w:hint="eastAsia"/>
+              </w:rPr>
+              <w:t xml:space="preserve"> 못했다. 사실 생각도 막 서버 구조 설계라고 하기도 민망할 정도의.. 생각만 했다. </w:t>
+            </w:r>
+            <w:proofErr w:type="spellStart"/>
+            <w:r>
+              <w:rPr>
+                <w:rFonts w:hint="eastAsia"/>
+              </w:rPr>
+              <w:t>넷겜플에서</w:t>
+            </w:r>
+            <w:proofErr w:type="spellEnd"/>
+            <w:r>
+              <w:rPr>
+                <w:rFonts w:hint="eastAsia"/>
+              </w:rPr>
+              <w:t xml:space="preserve"> 네트워크 프로그래밍은 구조 설계가 제일 중요하다고 했으니, 다음주에는 꼭 </w:t>
+            </w:r>
+            <w:proofErr w:type="spellStart"/>
+            <w:r>
+              <w:rPr>
+                <w:rFonts w:hint="eastAsia"/>
+              </w:rPr>
+              <w:t>제대로된</w:t>
+            </w:r>
+            <w:proofErr w:type="spellEnd"/>
+            <w:r>
+              <w:rPr>
+                <w:rFonts w:hint="eastAsia"/>
+              </w:rPr>
+              <w:t xml:space="preserve"> 설계를 해보고 프로그래밍을 해봐야겠다.</w:t>
+            </w:r>
+          </w:p>
+          <w:p>
+            <w:r>
+              <w:rPr>
+                <w:rFonts w:hint="eastAsia"/>
+              </w:rPr>
+              <w:t xml:space="preserve">- 서버 코드 정리는 일부분만 진행했다. 지금 코드가 많이 중구난방이라 제대로 정리하려면 아예 뜯어고쳐야 할 것 같아서, 일단 이동 동기화부터 진행했다. 다음주에는 제대로 된 클래스를 만들어서 역할대로 코드를 </w:t>
+            </w:r>
+            <w:proofErr w:type="spellStart"/>
+            <w:r>
+              <w:rPr>
+                <w:rFonts w:hint="eastAsia"/>
+              </w:rPr>
+              <w:t>정리해야겠다</w:t>
+            </w:r>
+            <w:proofErr w:type="spellEnd"/>
+            <w:r>
+              <w:rPr>
+                <w:rFonts w:hint="eastAsia"/>
+              </w:rPr>
+              <w:t xml:space="preserve">. 서버와 </w:t>
+            </w:r>
+            <w:proofErr w:type="spellStart"/>
+            <w:r>
+              <w:rPr>
+                <w:rFonts w:hint="eastAsia"/>
+              </w:rPr>
+              <w:t>클라가</w:t>
+            </w:r>
+            <w:proofErr w:type="spellEnd"/>
+            <w:r>
+              <w:rPr>
+                <w:rFonts w:hint="eastAsia"/>
+              </w:rPr>
+              <w:t xml:space="preserve"> 같이 쓸 수 있는 클래스도 있을 것 같아서(Socket같은) 라이브러리용 프로젝트를 하나 만들까 </w:t>
+            </w:r>
+            <w:proofErr w:type="spellStart"/>
+            <w:r>
+              <w:rPr>
+                <w:rFonts w:hint="eastAsia"/>
+              </w:rPr>
+              <w:t>생각중</w:t>
             </w:r>
             <w:r>
               <w:rPr>
                 <w:rFonts w:hint="eastAsia"/>
               </w:rPr>
               <w:lastRenderedPageBreak/>
-              <w:t>이다.</w:t>
-            </w:r>
-            <w:r>
-              <w:rPr>
-                <w:rFonts w:hint="eastAsia"/>
-              </w:rPr>
-              <w:t xml:space="preserve"> 그리고 지금 논블로킹 I/O를 WSAPoll을 이용해 구현하는 방식인</w:t>
-            </w:r>
-            <w:r>
-              <w:rPr>
-                <w:rFonts w:hint="eastAsia"/>
-              </w:rPr>
-              <w:t>데(논블로킹 I/O인지 확실치 않음) 실패 시 재시도 하는 등의 send, recv의 논블로킹 처리가 제대로 되지 않았고, send가 제대로 POLLOUT 이벤트를 받고 실행되는 방식이 아니여서 이 부분도 수정이 필요하다. 그냥 논블로킹 I/O 방식 자체도 수정이 필요하고</w:t>
+              <w:t>이다</w:t>
+            </w:r>
+            <w:proofErr w:type="spellEnd"/>
+            <w:r>
+              <w:rPr>
+                <w:rFonts w:hint="eastAsia"/>
+              </w:rPr>
+              <w:t>.</w:t>
+            </w:r>
+            <w:r>
+              <w:rPr>
+                <w:rFonts w:hint="eastAsia"/>
+              </w:rPr>
+              <w:t xml:space="preserve"> 그리고 지금 </w:t>
+            </w:r>
+            <w:proofErr w:type="spellStart"/>
+            <w:r>
+              <w:rPr>
+                <w:rFonts w:hint="eastAsia"/>
+              </w:rPr>
+              <w:t>논블로킹</w:t>
+            </w:r>
+            <w:proofErr w:type="spellEnd"/>
+            <w:r>
+              <w:rPr>
+                <w:rFonts w:hint="eastAsia"/>
+              </w:rPr>
+              <w:t xml:space="preserve"> I/O를 </w:t>
+            </w:r>
+            <w:proofErr w:type="spellStart"/>
+            <w:r>
+              <w:rPr>
+                <w:rFonts w:hint="eastAsia"/>
+              </w:rPr>
+              <w:t>WSAPoll</w:t>
+            </w:r>
+            <w:proofErr w:type="spellEnd"/>
+            <w:r>
+              <w:rPr>
+                <w:rFonts w:hint="eastAsia"/>
+              </w:rPr>
+              <w:t>을 이용해 구현하는 방식인</w:t>
+            </w:r>
+            <w:r>
+              <w:rPr>
+                <w:rFonts w:hint="eastAsia"/>
+              </w:rPr>
+              <w:t>데(</w:t>
+            </w:r>
+            <w:proofErr w:type="spellStart"/>
+            <w:r>
+              <w:rPr>
+                <w:rFonts w:hint="eastAsia"/>
+              </w:rPr>
+              <w:t>논블로킹</w:t>
+            </w:r>
+            <w:proofErr w:type="spellEnd"/>
+            <w:r>
+              <w:rPr>
+                <w:rFonts w:hint="eastAsia"/>
+              </w:rPr>
+              <w:t xml:space="preserve"> I/O인지 확실치 않음) 실패 시 재시도 하는 등의 send, </w:t>
+            </w:r>
+            <w:proofErr w:type="spellStart"/>
+            <w:r>
+              <w:rPr>
+                <w:rFonts w:hint="eastAsia"/>
+              </w:rPr>
+              <w:t>recv</w:t>
+            </w:r>
+            <w:proofErr w:type="spellEnd"/>
+            <w:r>
+              <w:rPr>
+                <w:rFonts w:hint="eastAsia"/>
+              </w:rPr>
+              <w:t xml:space="preserve">의 </w:t>
+            </w:r>
+            <w:proofErr w:type="spellStart"/>
+            <w:r>
+              <w:rPr>
+                <w:rFonts w:hint="eastAsia"/>
+              </w:rPr>
+              <w:t>논블로킹</w:t>
+            </w:r>
+            <w:proofErr w:type="spellEnd"/>
+            <w:r>
+              <w:rPr>
+                <w:rFonts w:hint="eastAsia"/>
+              </w:rPr>
+              <w:t xml:space="preserve"> 처리가 제대로 되지 않았고, send가 제대로 POLLOUT 이벤트를 받고 실행되는 방식이 </w:t>
+            </w:r>
+            <w:proofErr w:type="spellStart"/>
+            <w:r>
+              <w:rPr>
+                <w:rFonts w:hint="eastAsia"/>
+              </w:rPr>
+              <w:t>아니여서</w:t>
+            </w:r>
+            <w:proofErr w:type="spellEnd"/>
+            <w:r>
+              <w:rPr>
+                <w:rFonts w:hint="eastAsia"/>
+              </w:rPr>
+              <w:t xml:space="preserve"> 이 부분도 수정이 필요하다. 그냥 </w:t>
+            </w:r>
+            <w:proofErr w:type="spellStart"/>
+            <w:r>
+              <w:rPr>
+                <w:rFonts w:hint="eastAsia"/>
+              </w:rPr>
+              <w:t>논블로킹</w:t>
+            </w:r>
+            <w:proofErr w:type="spellEnd"/>
+            <w:r>
+              <w:rPr>
+                <w:rFonts w:hint="eastAsia"/>
+              </w:rPr>
+              <w:t xml:space="preserve"> I/O 방식 자체도 수정이 필요하고</w:t>
             </w:r>
             <w:r>
               <w:t>…</w:t>
@@ -1108,16 +1483,25 @@
             </w:r>
           </w:p>
           <w:p>
-            <w:pPr>
-              <w:rPr>
-                <w:rFonts w:hint="eastAsia"/>
-              </w:rPr>
-            </w:pPr>
-            <w:r>
-              <w:rPr>
-                <w:rFonts w:hint="eastAsia"/>
-              </w:rPr>
-              <w:t>-과제도 하고, 복습도 하고, 개인적인 공부도 하고, 프로젝트까지 하려니까 시간이 부족하다. 하루가 48시간이였으면 좋겠다</w:t>
+            <w:r>
+              <w:rPr>
+                <w:rFonts w:hint="eastAsia"/>
+              </w:rPr>
+              <w:t xml:space="preserve">-과제도 하고, 복습도 하고, 개인적인 공부도 하고, 프로젝트까지 </w:t>
+            </w:r>
+            <w:proofErr w:type="spellStart"/>
+            <w:r>
+              <w:rPr>
+                <w:rFonts w:hint="eastAsia"/>
+              </w:rPr>
+              <w:t>하려니까</w:t>
+            </w:r>
+            <w:proofErr w:type="spellEnd"/>
+            <w:r>
+              <w:rPr>
+                <w:rFonts w:hint="eastAsia"/>
+              </w:rPr>
+              <w:t xml:space="preserve"> 시간이 부족하다. 하루가 48시간이였으면 좋겠다</w:t>
             </w:r>
             <w:r>
               <w:t>………………………</w:t>
@@ -1143,6 +1527,7 @@
                 <w:bCs/>
               </w:rPr>
             </w:pPr>
+            <w:proofErr w:type="spellStart"/>
             <w:r>
               <w:rPr>
                 <w:rFonts w:hint="eastAsia"/>
@@ -1152,6 +1537,7 @@
               <w:lastRenderedPageBreak/>
               <w:t>임채은</w:t>
             </w:r>
+            <w:proofErr w:type="spellEnd"/>
           </w:p>
         </w:tc>
         <w:tc>
@@ -1179,7 +1565,7 @@
                 <w:noProof/>
               </w:rPr>
               <w:drawing>
-                <wp:inline distT="0" distB="0" distL="0" distR="0" wp14:anchorId="0C9D15E0" wp14:editId="394DA330">
+                <wp:inline distT="0" distB="0" distL="0" distR="0" wp14:anchorId="0C9D15E0" wp14:editId="6A4A9257">
                   <wp:extent cx="2926080" cy="2305972"/>
                   <wp:effectExtent l="0" t="0" r="7620" b="0"/>
                   <wp:docPr id="1465709236" name="그림 2"/>
@@ -1236,7 +1622,63 @@
               <w:rPr>
                 <w:rFonts w:hint="eastAsia"/>
               </w:rPr>
-              <w:t xml:space="preserve">- 기존에 CGameFramework에서 player 변수를 1개 가지고 있어서 서버 연동을 통해 여러 명의 player가 그려지지 않는 문제가 있어서, 저번 주에 player를 벡터로 관리하도록 수정하고 CreatePlayer() 함수를 생성했다. 그런데 수영이가 서버에서 플레이어를 생성했는데 렌더링이 되지 않는다고 했다. 분명 CGameFramework::FrameAdvance() 함수에서 플레이어의 벡터를 for문으로 렌더링하도록 했는데, 화요일에 플레이어 큐브 색 바꾸면서 이 문제도 해결해야겠다. </w:t>
+              <w:t xml:space="preserve">- 기존에 </w:t>
+            </w:r>
+            <w:proofErr w:type="spellStart"/>
+            <w:r>
+              <w:rPr>
+                <w:rFonts w:hint="eastAsia"/>
+              </w:rPr>
+              <w:t>CGameFramework</w:t>
+            </w:r>
+            <w:proofErr w:type="spellEnd"/>
+            <w:r>
+              <w:rPr>
+                <w:rFonts w:hint="eastAsia"/>
+              </w:rPr>
+              <w:t xml:space="preserve">에서 player 변수를 1개 가지고 있어서 서버 연동을 통해 여러 명의 player가 그려지지 않는 문제가 있어서, 저번 주에 player를 벡터로 관리하도록 수정하고 CreatePlayer() 함수를 생성했다. 그런데 수영이가 서버에서 플레이어를 생성했는데 렌더링이 되지 않는다고 했다. 분명 </w:t>
+            </w:r>
+            <w:proofErr w:type="spellStart"/>
+            <w:r>
+              <w:rPr>
+                <w:rFonts w:hint="eastAsia"/>
+              </w:rPr>
+              <w:t>CGameFramework</w:t>
+            </w:r>
+            <w:proofErr w:type="spellEnd"/>
+            <w:r>
+              <w:rPr>
+                <w:rFonts w:hint="eastAsia"/>
+              </w:rPr>
+              <w:t>::</w:t>
+            </w:r>
+            <w:proofErr w:type="spellStart"/>
+            <w:r>
+              <w:rPr>
+                <w:rFonts w:hint="eastAsia"/>
+              </w:rPr>
+              <w:t>FrameAdvance</w:t>
+            </w:r>
+            <w:proofErr w:type="spellEnd"/>
+            <w:r>
+              <w:rPr>
+                <w:rFonts w:hint="eastAsia"/>
+              </w:rPr>
+              <w:t xml:space="preserve">() 함수에서 플레이어의 벡터를 for문으로 렌더링하도록 했는데, 화요일에 플레이어 큐브 색 바꾸면서 이 문제도 </w:t>
+            </w:r>
+            <w:proofErr w:type="spellStart"/>
+            <w:r>
+              <w:rPr>
+                <w:rFonts w:hint="eastAsia"/>
+              </w:rPr>
+              <w:t>해결해야겠다</w:t>
+            </w:r>
+            <w:proofErr w:type="spellEnd"/>
+            <w:r>
+              <w:rPr>
+                <w:rFonts w:hint="eastAsia"/>
+              </w:rPr>
+              <w:t xml:space="preserve">. </w:t>
             </w:r>
           </w:p>
           <w:p>
@@ -1247,7 +1689,133 @@
               <w:rPr>
                 <w:rFonts w:hint="eastAsia"/>
               </w:rPr>
-              <w:t>- CreatePlayer() 함수를 클라이언트에서(CGameFramework::BuildObjects()에서) 두 번 호출하면 플레이어 두 개가 잘 그려지는데, 서버에서 CreatePlayer()를 호출하면 m_pPlayers 벡터에는 값이 잘 들어가는데 렌더링이 되지 않는다. 몇 시간 동안 코드를 계속 수정해봤는데도 다른 플레이어가 그려지지 않아서 교수님께 여쭤봐야 될 것 같다. 추측하는 건 BuildObjects() 안에서 CreatePlayer()를 호출하지 않아서 생기는 문제인 것 같은데, 그럼 서버에서 생성하는 플레이어는 어떻게 그려야 하는 걸까..</w:t>
+              <w:t xml:space="preserve">- </w:t>
+            </w:r>
+            <w:proofErr w:type="spellStart"/>
+            <w:r>
+              <w:rPr>
+                <w:rFonts w:hint="eastAsia"/>
+              </w:rPr>
+              <w:t>CreatePlayer</w:t>
+            </w:r>
+            <w:proofErr w:type="spellEnd"/>
+            <w:r>
+              <w:rPr>
+                <w:rFonts w:hint="eastAsia"/>
+              </w:rPr>
+              <w:t>() 함수를 클라이언트에서(</w:t>
+            </w:r>
+            <w:proofErr w:type="spellStart"/>
+            <w:r>
+              <w:rPr>
+                <w:rFonts w:hint="eastAsia"/>
+              </w:rPr>
+              <w:t>CGameFramework</w:t>
+            </w:r>
+            <w:proofErr w:type="spellEnd"/>
+            <w:r>
+              <w:rPr>
+                <w:rFonts w:hint="eastAsia"/>
+              </w:rPr>
+              <w:t>::</w:t>
+            </w:r>
+            <w:proofErr w:type="spellStart"/>
+            <w:r>
+              <w:rPr>
+                <w:rFonts w:hint="eastAsia"/>
+              </w:rPr>
+              <w:t>BuildObjects</w:t>
+            </w:r>
+            <w:proofErr w:type="spellEnd"/>
+            <w:r>
+              <w:rPr>
+                <w:rFonts w:hint="eastAsia"/>
+              </w:rPr>
+              <w:t xml:space="preserve">()에서) 두 번 호출하면 플레이어 두 개가 잘 그려지는데, 서버에서 </w:t>
+            </w:r>
+            <w:proofErr w:type="spellStart"/>
+            <w:r>
+              <w:rPr>
+                <w:rFonts w:hint="eastAsia"/>
+              </w:rPr>
+              <w:t>CreatePlayer</w:t>
+            </w:r>
+            <w:proofErr w:type="spellEnd"/>
+            <w:r>
+              <w:rPr>
+                <w:rFonts w:hint="eastAsia"/>
+              </w:rPr>
+              <w:t>()</w:t>
+            </w:r>
+            <w:proofErr w:type="spellStart"/>
+            <w:r>
+              <w:rPr>
+                <w:rFonts w:hint="eastAsia"/>
+              </w:rPr>
+              <w:t>를</w:t>
+            </w:r>
+            <w:proofErr w:type="spellEnd"/>
+            <w:r>
+              <w:rPr>
+                <w:rFonts w:hint="eastAsia"/>
+              </w:rPr>
+              <w:t xml:space="preserve"> 호출하면 </w:t>
+            </w:r>
+            <w:proofErr w:type="spellStart"/>
+            <w:r>
+              <w:rPr>
+                <w:rFonts w:hint="eastAsia"/>
+              </w:rPr>
+              <w:t>m_pPlayers</w:t>
+            </w:r>
+            <w:proofErr w:type="spellEnd"/>
+            <w:r>
+              <w:rPr>
+                <w:rFonts w:hint="eastAsia"/>
+              </w:rPr>
+              <w:t xml:space="preserve"> 벡터에는 값이 잘 들어가는데 렌더링이 되지 않는다. 몇 시간 동안 코드를 계속 수정해봤는데도 다른 플레이어가 그려지지 않아서 교수님께 여쭤봐야 될 것 같다. 추측하는 건 </w:t>
+            </w:r>
+            <w:proofErr w:type="spellStart"/>
+            <w:r>
+              <w:rPr>
+                <w:rFonts w:hint="eastAsia"/>
+              </w:rPr>
+              <w:t>BuildObjects</w:t>
+            </w:r>
+            <w:proofErr w:type="spellEnd"/>
+            <w:r>
+              <w:rPr>
+                <w:rFonts w:hint="eastAsia"/>
+              </w:rPr>
+              <w:t xml:space="preserve">() 안에서 </w:t>
+            </w:r>
+            <w:proofErr w:type="spellStart"/>
+            <w:r>
+              <w:rPr>
+                <w:rFonts w:hint="eastAsia"/>
+              </w:rPr>
+              <w:t>CreatePlayer</w:t>
+            </w:r>
+            <w:proofErr w:type="spellEnd"/>
+            <w:r>
+              <w:rPr>
+                <w:rFonts w:hint="eastAsia"/>
+              </w:rPr>
+              <w:t>()</w:t>
+            </w:r>
+            <w:proofErr w:type="spellStart"/>
+            <w:r>
+              <w:rPr>
+                <w:rFonts w:hint="eastAsia"/>
+              </w:rPr>
+              <w:t>를</w:t>
+            </w:r>
+            <w:proofErr w:type="spellEnd"/>
+            <w:r>
+              <w:rPr>
+                <w:rFonts w:hint="eastAsia"/>
+              </w:rPr>
+              <w:t xml:space="preserve"> 호출하지 않아서 생기는 문제인 것 같은데, 그럼 서버에서 생성하는 플레이어는 어떻게 그려야 하는 걸까..</w:t>
             </w:r>
           </w:p>
           <w:p>
@@ -1263,7 +1831,35 @@
               <w:rPr>
                 <w:rFonts w:hint="eastAsia"/>
               </w:rPr>
-              <w:t>- 루나책 6장(p.241~316)을 p.280까지 정독했다. 3DGP2도 같이 병행하려면 빨리빨리 공부해야 되는데..</w:t>
+              <w:t xml:space="preserve">- </w:t>
+            </w:r>
+            <w:proofErr w:type="spellStart"/>
+            <w:r>
+              <w:rPr>
+                <w:rFonts w:hint="eastAsia"/>
+              </w:rPr>
+              <w:t>루나책</w:t>
+            </w:r>
+            <w:proofErr w:type="spellEnd"/>
+            <w:r>
+              <w:rPr>
+                <w:rFonts w:hint="eastAsia"/>
+              </w:rPr>
+              <w:t xml:space="preserve"> 6장(p.241~316)을 p.280까지 </w:t>
+            </w:r>
+            <w:proofErr w:type="spellStart"/>
+            <w:r>
+              <w:rPr>
+                <w:rFonts w:hint="eastAsia"/>
+              </w:rPr>
+              <w:t>정독했다</w:t>
+            </w:r>
+            <w:proofErr w:type="spellEnd"/>
+            <w:r>
+              <w:rPr>
+                <w:rFonts w:hint="eastAsia"/>
+              </w:rPr>
+              <w:t>. 3DGP2도 같이 병행하려면 빨리빨리 공부해야 되는데..</w:t>
             </w:r>
           </w:p>
         </w:tc>
@@ -1340,6 +1936,118 @@
 <file path=word/numbering.xml><?xml version="1.0" encoding="utf-8"?>
 <w:numbering xmlns:wpc="http://schemas.microsoft.com/office/word/2010/wordprocessingCanvas" xmlns:cx="http://schemas.microsoft.com/office/drawing/2014/chartex" xmlns:cx1="http://schemas.microsoft.com/office/drawing/2015/9/8/chartex" xmlns:cx2="http://schemas.microsoft.com/office/drawing/2015/10/21/chartex" xmlns:cx3="http://schemas.microsoft.com/office/drawing/2016/5/9/chartex" xmlns:cx4="http://schemas.microsoft.com/office/drawing/2016/5/10/chartex" xmlns:cx5="http://schemas.microsoft.com/office/drawing/2016/5/11/chartex" xmlns:cx6="http://schemas.microsoft.com/office/drawing/2016/5/12/chartex" xmlns:cx7="http://schemas.microsoft.com/office/drawing/2016/5/13/chartex" xmlns:cx8="http://schemas.microsoft.com/office/drawing/2016/5/14/chartex" xmlns:mc="http://schemas.openxmlformats.org/markup-compatibility/2006" xmlns:aink="http://schemas.microsoft.com/office/drawing/2016/ink" xmlns:am3d="http://schemas.microsoft.com/office/drawing/2017/model3d" xmlns:o="urn:schemas-microsoft-com:office:office" xmlns:oel="http://schemas.microsoft.com/office/2019/extlst" xmlns:r="http://schemas.openxmlformats.org/officeDocument/2006/relationships" xmlns:m="http://schemas.openxmlformats.org/officeDocument/2006/math" xmlns:v="urn:schemas-microsoft-com:vml" xmlns:wp14="http://schemas.microsoft.com/office/word/2010/wordprocessingDrawing" xmlns:wp="http://schemas.openxmlformats.org/drawingml/2006/wordprocessingDrawing" xmlns:w10="urn:schemas-microsoft-com:office:word" xmlns:w="http://schemas.openxmlformats.org/wordprocessingml/2006/main" xmlns:w14="http://schemas.microsoft.com/office/word/2010/wordml" xmlns:w15="http://schemas.microsoft.com/office/word/2012/wordml" xmlns:w16cex="http://schemas.microsoft.com/office/word/2018/wordml/cex" xmlns:w16cid="http://schemas.microsoft.com/office/word/2016/wordml/cid" xmlns:w16="http://schemas.microsoft.com/office/word/2018/wordml" xmlns:w16du="http://schemas.microsoft.com/office/word/2023/wordml/word16du" xmlns:w16sdtdh="http://schemas.microsoft.com/office/word/2020/wordml/sdtdatahash" xmlns:w16sdtfl="http://schemas.microsoft.com/office/word/2024/wordml/sdtformatlock" xmlns:w16se="http://schemas.microsoft.com/office/word/2015/wordml/symex" xmlns:wpg="http://schemas.microsoft.com/office/word/2010/wordprocessingGroup" xmlns:wpi="http://schemas.microsoft.com/office/word/2010/wordprocessingInk" xmlns:wne="http://schemas.microsoft.com/office/word/2006/wordml" xmlns:wps="http://schemas.microsoft.com/office/word/2010/wordprocessingShape" mc:Ignorable="w14 w15 w16se w16cid w16 w16cex w16sdtdh w16sdtfl w16du wp14">
   <w:abstractNum w:abstractNumId="0" w15:restartNumberingAfterBreak="0">
+    <w:nsid w:val="14436FA4"/>
+    <w:multiLevelType w:val="hybridMultilevel"/>
+    <w:tmpl w:val="F8187D72"/>
+    <w:lvl w:ilvl="0" w:tplc="1BD08146">
+      <w:numFmt w:val="bullet"/>
+      <w:lvlText w:val="-"/>
+      <w:lvlJc w:val="left"/>
+      <w:pPr>
+        <w:ind w:left="800" w:hanging="360"/>
+      </w:pPr>
+      <w:rPr>
+        <w:rFonts w:ascii="맑은 고딕" w:eastAsia="맑은 고딕" w:hAnsi="맑은 고딕" w:cstheme="minorBidi" w:hint="eastAsia"/>
+      </w:rPr>
+    </w:lvl>
+    <w:lvl w:ilvl="1" w:tplc="04090003" w:tentative="1">
+      <w:start w:val="1"/>
+      <w:numFmt w:val="bullet"/>
+      <w:lvlText w:val=""/>
+      <w:lvlJc w:val="left"/>
+      <w:pPr>
+        <w:ind w:left="1320" w:hanging="440"/>
+      </w:pPr>
+      <w:rPr>
+        <w:rFonts w:ascii="Wingdings" w:hAnsi="Wingdings" w:hint="default"/>
+      </w:rPr>
+    </w:lvl>
+    <w:lvl w:ilvl="2" w:tplc="04090005" w:tentative="1">
+      <w:start w:val="1"/>
+      <w:numFmt w:val="bullet"/>
+      <w:lvlText w:val=""/>
+      <w:lvlJc w:val="left"/>
+      <w:pPr>
+        <w:ind w:left="1760" w:hanging="440"/>
+      </w:pPr>
+      <w:rPr>
+        <w:rFonts w:ascii="Wingdings" w:hAnsi="Wingdings" w:hint="default"/>
+      </w:rPr>
+    </w:lvl>
+    <w:lvl w:ilvl="3" w:tplc="04090001" w:tentative="1">
+      <w:start w:val="1"/>
+      <w:numFmt w:val="bullet"/>
+      <w:lvlText w:val=""/>
+      <w:lvlJc w:val="left"/>
+      <w:pPr>
+        <w:ind w:left="2200" w:hanging="440"/>
+      </w:pPr>
+      <w:rPr>
+        <w:rFonts w:ascii="Wingdings" w:hAnsi="Wingdings" w:hint="default"/>
+      </w:rPr>
+    </w:lvl>
+    <w:lvl w:ilvl="4" w:tplc="04090003" w:tentative="1">
+      <w:start w:val="1"/>
+      <w:numFmt w:val="bullet"/>
+      <w:lvlText w:val=""/>
+      <w:lvlJc w:val="left"/>
+      <w:pPr>
+        <w:ind w:left="2640" w:hanging="440"/>
+      </w:pPr>
+      <w:rPr>
+        <w:rFonts w:ascii="Wingdings" w:hAnsi="Wingdings" w:hint="default"/>
+      </w:rPr>
+    </w:lvl>
+    <w:lvl w:ilvl="5" w:tplc="04090005" w:tentative="1">
+      <w:start w:val="1"/>
+      <w:numFmt w:val="bullet"/>
+      <w:lvlText w:val=""/>
+      <w:lvlJc w:val="left"/>
+      <w:pPr>
+        <w:ind w:left="3080" w:hanging="440"/>
+      </w:pPr>
+      <w:rPr>
+        <w:rFonts w:ascii="Wingdings" w:hAnsi="Wingdings" w:hint="default"/>
+      </w:rPr>
+    </w:lvl>
+    <w:lvl w:ilvl="6" w:tplc="04090001" w:tentative="1">
+      <w:start w:val="1"/>
+      <w:numFmt w:val="bullet"/>
+      <w:lvlText w:val=""/>
+      <w:lvlJc w:val="left"/>
+      <w:pPr>
+        <w:ind w:left="3520" w:hanging="440"/>
+      </w:pPr>
+      <w:rPr>
+        <w:rFonts w:ascii="Wingdings" w:hAnsi="Wingdings" w:hint="default"/>
+      </w:rPr>
+    </w:lvl>
+    <w:lvl w:ilvl="7" w:tplc="04090003" w:tentative="1">
+      <w:start w:val="1"/>
+      <w:numFmt w:val="bullet"/>
+      <w:lvlText w:val=""/>
+      <w:lvlJc w:val="left"/>
+      <w:pPr>
+        <w:ind w:left="3960" w:hanging="440"/>
+      </w:pPr>
+      <w:rPr>
+        <w:rFonts w:ascii="Wingdings" w:hAnsi="Wingdings" w:hint="default"/>
+      </w:rPr>
+    </w:lvl>
+    <w:lvl w:ilvl="8" w:tplc="04090005" w:tentative="1">
+      <w:start w:val="1"/>
+      <w:numFmt w:val="bullet"/>
+      <w:lvlText w:val=""/>
+      <w:lvlJc w:val="left"/>
+      <w:pPr>
+        <w:ind w:left="4400" w:hanging="440"/>
+      </w:pPr>
+      <w:rPr>
+        <w:rFonts w:ascii="Wingdings" w:hAnsi="Wingdings" w:hint="default"/>
+      </w:rPr>
+    </w:lvl>
+  </w:abstractNum>
+  <w:abstractNum w:abstractNumId="1" w15:restartNumberingAfterBreak="0">
     <w:nsid w:val="1A3D51DD"/>
     <w:multiLevelType w:val="hybridMultilevel"/>
     <w:tmpl w:val="AB6AAB92"/>
@@ -1452,7 +2160,7 @@
       </w:rPr>
     </w:lvl>
   </w:abstractNum>
-  <w:abstractNum w:abstractNumId="1" w15:restartNumberingAfterBreak="0">
+  <w:abstractNum w:abstractNumId="2" w15:restartNumberingAfterBreak="0">
     <w:nsid w:val="1CFC1C67"/>
     <w:multiLevelType w:val="hybridMultilevel"/>
     <w:tmpl w:val="35240FE2"/>
@@ -1564,7 +2272,7 @@
       </w:rPr>
     </w:lvl>
   </w:abstractNum>
-  <w:abstractNum w:abstractNumId="2" w15:restartNumberingAfterBreak="0">
+  <w:abstractNum w:abstractNumId="3" w15:restartNumberingAfterBreak="0">
     <w:nsid w:val="2FB3106D"/>
     <w:multiLevelType w:val="hybridMultilevel"/>
     <w:tmpl w:val="56CC367C"/>
@@ -1676,7 +2384,7 @@
       </w:rPr>
     </w:lvl>
   </w:abstractNum>
-  <w:abstractNum w:abstractNumId="3" w15:restartNumberingAfterBreak="0">
+  <w:abstractNum w:abstractNumId="4" w15:restartNumberingAfterBreak="0">
     <w:nsid w:val="4EAB36A3"/>
     <w:multiLevelType w:val="hybridMultilevel"/>
     <w:tmpl w:val="D9FE7852"/>
@@ -1788,7 +2496,7 @@
       </w:rPr>
     </w:lvl>
   </w:abstractNum>
-  <w:abstractNum w:abstractNumId="4" w15:restartNumberingAfterBreak="0">
+  <w:abstractNum w:abstractNumId="5" w15:restartNumberingAfterBreak="0">
     <w:nsid w:val="6CBA71F4"/>
     <w:multiLevelType w:val="hybridMultilevel"/>
     <w:tmpl w:val="59DEFE3E"/>
@@ -1900,7 +2608,7 @@
       </w:rPr>
     </w:lvl>
   </w:abstractNum>
-  <w:abstractNum w:abstractNumId="5" w15:restartNumberingAfterBreak="0">
+  <w:abstractNum w:abstractNumId="6" w15:restartNumberingAfterBreak="0">
     <w:nsid w:val="76C822CA"/>
     <w:multiLevelType w:val="hybridMultilevel"/>
     <w:tmpl w:val="2DE05BB6"/>
@@ -2013,22 +2721,25 @@
     </w:lvl>
   </w:abstractNum>
   <w:num w:numId="1" w16cid:durableId="1396316752">
-    <w:abstractNumId w:val="0"/>
+    <w:abstractNumId w:val="1"/>
   </w:num>
   <w:num w:numId="2" w16cid:durableId="2104034346">
+    <w:abstractNumId w:val="5"/>
+  </w:num>
+  <w:num w:numId="3" w16cid:durableId="1606156297">
     <w:abstractNumId w:val="4"/>
   </w:num>
-  <w:num w:numId="3" w16cid:durableId="1606156297">
+  <w:num w:numId="4" w16cid:durableId="1705716342">
+    <w:abstractNumId w:val="6"/>
+  </w:num>
+  <w:num w:numId="5" w16cid:durableId="1251309021">
+    <w:abstractNumId w:val="2"/>
+  </w:num>
+  <w:num w:numId="6" w16cid:durableId="1468472290">
     <w:abstractNumId w:val="3"/>
   </w:num>
-  <w:num w:numId="4" w16cid:durableId="1705716342">
-    <w:abstractNumId w:val="5"/>
-  </w:num>
-  <w:num w:numId="5" w16cid:durableId="1251309021">
-    <w:abstractNumId w:val="1"/>
-  </w:num>
-  <w:num w:numId="6" w16cid:durableId="1468472290">
-    <w:abstractNumId w:val="2"/>
+  <w:num w:numId="7" w16cid:durableId="1178160800">
+    <w:abstractNumId w:val="0"/>
   </w:num>
 </w:numbering>
 </file>
